--- a/山海企划-项目文档.docx
+++ b/山海企划-项目文档.docx
@@ -1407,8 +1407,8 @@
       <w:r>
         <w:drawing>
           <wp:inline xmlns:a="http://schemas.openxmlformats.org/drawingml/2006/main" xmlns:pic="http://schemas.openxmlformats.org/drawingml/2006/picture">
-            <wp:extent cx="5472000" cy="3903593"/>
-            <wp:docPr id="1" name="Picture 1" descr="图 2-1 系统总体架构（顾客/员工端 + 三服务器 + 现场内网）" title="图 2-1 系统总体架构（顾客/员工端 + 三服务器 + 现场内网）"/>
+            <wp:extent cx="5472000" cy="3987241"/>
+            <wp:docPr id="1" name="Picture 1" descr="图 2-1 系统总体架构（前端聚合单机 + CDN 分流 + BE 独立 · 全公网部署）" title="图 2-1 系统总体架构（前端聚合单机 + CDN 分流 + BE 独立 · 全公网部署）"/>
             <wp:cNvGraphicFramePr>
               <a:graphicFrameLocks noChangeAspect="1"/>
             </wp:cNvGraphicFramePr>
@@ -1428,7 +1428,7 @@
                   <pic:spPr>
                     <a:xfrm>
                       <a:off x="0" y="0"/>
-                      <a:ext cx="5472000" cy="3903593"/>
+                      <a:ext cx="5472000" cy="3987241"/>
                     </a:xfrm>
                     <a:prstGeom prst="rect"/>
                   </pic:spPr>
@@ -1445,7 +1445,7 @@
         <w:jc w:val="center"/>
       </w:pPr>
       <w:r>
-        <w:t>图 2-1 系统总体架构（顾客/员工端 + 三服务器 + 现场内网）</w:t>
+        <w:t>图 2-1 系统总体架构（前端聚合单机 + CDN 分流 + BE 独立 · 全公网部署）</w:t>
       </w:r>
     </w:p>
     <w:p>
@@ -1574,7 +1574,7 @@
               <w:rPr>
                 <w:sz w:val="18"/>
               </w:rPr>
-              <w:t>前1（F1）</w:t>
+              <w:t>CDN</w:t>
             </w:r>
           </w:p>
         </w:tc>
@@ -1587,7 +1587,7 @@
               <w:rPr>
                 <w:sz w:val="18"/>
               </w:rPr>
-              <w:t>缓存订单（WAL）；计算库存（SSOT）；登记微信 ID 与设备指纹；队列校验查询；限购判定</w:t>
+              <w:t>商品图片/静态资源边缘分发（分流≈90% 读流量）；未命中回源聚合机；/api/* 一律不缓存</w:t>
             </w:r>
           </w:p>
         </w:tc>
@@ -1602,7 +1602,7 @@
               <w:rPr>
                 <w:sz w:val="18"/>
               </w:rPr>
-              <w:t>前2（F2）</w:t>
+              <w:t>前端聚合机（F1+F2）</w:t>
             </w:r>
           </w:p>
         </w:tc>
@@ -1615,7 +1615,7 @@
               <w:rPr>
                 <w:sz w:val="18"/>
               </w:rPr>
-              <w:t>存储商品图片/信息/前端资源；匿名商品查询；从前1获取库存并转发（WS 推送）</w:t>
+              <w:t>16C32G 单机双进程：shs-trade（入场登记、限购、库存 SSOT 原子扣减、订单 WAL 可靠投递、队列校验、校时）+ shs-catalog（商品/图片源站、匿名查询、库存展示**同进程直读 SSOT 零漂移**、员工库存 WS）；Nginx/Caddy 按 SNI 分流 api/static</w:t>
             </w:r>
           </w:p>
         </w:tc>
@@ -1643,7 +1643,7 @@
               <w:rPr>
                 <w:sz w:val="18"/>
               </w:rPr>
-              <w:t>存储订单；分发订单与任务；员工内部通信；纪念品台账；员工实名与鉴权；监控大屏</w:t>
+              <w:t>独立 2C4G：存储订单；分发订单与任务；员工内部通信；纪念品台账；员工实名与鉴权；监控大屏</w:t>
             </w:r>
           </w:p>
         </w:tc>
@@ -1662,7 +1662,7 @@
         <w:pStyle w:val="ListBullet"/>
       </w:pPr>
       <w:r>
-        <w:t>简单可靠优先：单二进制 Rust 服务 ×3，SQLite（WAL 模式），无消息队列、无容器编排；</w:t>
+        <w:t>简单可靠优先：单二进制 Rust 服务 ×3（聚合机上双进程）+ SQLite（WAL）+ 网关；无消息队列、无容器编排；</w:t>
       </w:r>
     </w:p>
     <w:p>
@@ -1670,7 +1670,7 @@
         <w:pStyle w:val="ListBullet"/>
       </w:pPr>
       <w:r>
-        <w:t>单一职责：F1 只管交易与库存，F2 只管目录与读流量，BE 只管账本与员工调度；</w:t>
+        <w:t>单一职责：聚合机只管面向用户的读+交易面，BE 只管账本与员工调度——最后的故障域分界；</w:t>
       </w:r>
     </w:p>
     <w:p>
@@ -1678,7 +1678,7 @@
         <w:pStyle w:val="ListBullet"/>
       </w:pPr>
       <w:r>
-        <w:t>内网自足：核心交易 100% 现场内网闭环，公网（CPE）仅 NTP 对时，出口抖动不影响交易；</w:t>
+        <w:t>全公网闭环：全链路 HTTPS/WSS（备案域名 + 免费证书），小程序合法域名校验天然满足（原 R-01 已消除）；</w:t>
       </w:r>
     </w:p>
     <w:p>
@@ -1686,7 +1686,15 @@
         <w:pStyle w:val="ListBullet"/>
       </w:pPr>
       <w:r>
-        <w:t>故障隔离：BE 断连不阻塞下单（F1 缓存重发）；F2 宕机不影响交易（客户端缓存兜底）；</w:t>
+        <w:t>CDN 卸载：图片/静态边缘命中 ≈90% 读流量；现场出口仅承载 API（&lt;5Mbps）；顾客可蜂窝直连；</w:t>
+      </w:r>
+    </w:p>
+    <w:p>
+      <w:pPr>
+        <w:pStyle w:val="ListBullet"/>
+      </w:pPr>
+      <w:r>
+        <w:t>故障隔离：BE 断连不阻塞下单（WAL 重发）；catalog/trade 双进程独立重启；聚合机整机故障由云镜像 3min 重建；</w:t>
       </w:r>
     </w:p>
     <w:p>
@@ -1869,7 +1877,7 @@
               <w:rPr>
                 <w:sz w:val="18"/>
               </w:rPr>
-              <w:t>中间件</w:t>
+              <w:t>网关/分发</w:t>
             </w:r>
           </w:p>
         </w:tc>
@@ -1882,7 +1890,7 @@
               <w:rPr>
                 <w:sz w:val="18"/>
               </w:rPr>
-              <w:t>无（进程内队列 + WAL）</w:t>
+              <w:t>Nginx/Caddy + 云 CDN</w:t>
             </w:r>
           </w:p>
         </w:tc>
@@ -1895,7 +1903,7 @@
               <w:rPr>
                 <w:sz w:val="18"/>
               </w:rPr>
-              <w:t>否决 Kafka/Redis：2 人无人力维护</w:t>
+              <w:t>单 EIP 多域名 SNI 分流；图片/静态边缘卸载</w:t>
             </w:r>
           </w:p>
         </w:tc>
@@ -1910,7 +1918,7 @@
               <w:rPr>
                 <w:sz w:val="18"/>
               </w:rPr>
-              <w:t>日志/ID/序列化</w:t>
+              <w:t>中间件</w:t>
             </w:r>
           </w:p>
         </w:tc>
@@ -1923,7 +1931,7 @@
               <w:rPr>
                 <w:sz w:val="18"/>
               </w:rPr>
-              <w:t>tracing(JSON) / ulid / serde</w:t>
+              <w:t>无（进程内队列 + WAL）</w:t>
             </w:r>
           </w:p>
         </w:tc>
@@ -1936,7 +1944,7 @@
               <w:rPr>
                 <w:sz w:val="18"/>
               </w:rPr>
-              <w:t>结构化审计；有序可读 ID</w:t>
+              <w:t>否决 Kafka/Redis：2 人无人力维护</w:t>
             </w:r>
           </w:p>
         </w:tc>
@@ -1951,7 +1959,7 @@
               <w:rPr>
                 <w:sz w:val="18"/>
               </w:rPr>
-              <w:t>前端</w:t>
+              <w:t>日志/ID/序列化</w:t>
             </w:r>
           </w:p>
         </w:tc>
@@ -1964,7 +1972,7 @@
               <w:rPr>
                 <w:sz w:val="18"/>
               </w:rPr>
-              <w:t>微信原生小程序 + TS</w:t>
+              <w:t>tracing(JSON) / ulid / serde</w:t>
             </w:r>
           </w:p>
         </w:tc>
@@ -1977,7 +1985,7 @@
               <w:rPr>
                 <w:sz w:val="18"/>
               </w:rPr>
-              <w:t>扫码/定位/蓝牙打印 API 完整；否决 web-view 内嵌 H5</w:t>
+              <w:t>结构化审计；有序可读 ID</w:t>
             </w:r>
           </w:p>
         </w:tc>
@@ -1992,6 +2000,47 @@
               <w:rPr>
                 <w:sz w:val="18"/>
               </w:rPr>
+              <w:t>前端</w:t>
+            </w:r>
+          </w:p>
+        </w:tc>
+        <w:tc>
+          <w:tcPr>
+            <w:tcW w:type="dxa" w:w="2608"/>
+          </w:tcPr>
+          <w:p>
+            <w:r>
+              <w:rPr>
+                <w:sz w:val="18"/>
+              </w:rPr>
+              <w:t>微信原生小程序 + TS</w:t>
+            </w:r>
+          </w:p>
+        </w:tc>
+        <w:tc>
+          <w:tcPr>
+            <w:tcW w:type="dxa" w:w="4195"/>
+          </w:tcPr>
+          <w:p>
+            <w:r>
+              <w:rPr>
+                <w:sz w:val="18"/>
+              </w:rPr>
+              <w:t>扫码/定位/蓝牙打印 API 完整；否决 web-view 内嵌 H5</w:t>
+            </w:r>
+          </w:p>
+        </w:tc>
+      </w:tr>
+      <w:tr>
+        <w:tc>
+          <w:tcPr>
+            <w:tcW w:type="dxa" w:w="1701"/>
+          </w:tcPr>
+          <w:p>
+            <w:r>
+              <w:rPr>
+                <w:sz w:val="18"/>
+              </w:rPr>
               <w:t>部署</w:t>
             </w:r>
           </w:p>
@@ -2005,7 +2054,7 @@
               <w:rPr>
                 <w:sz w:val="18"/>
               </w:rPr>
-              <w:t>systemd + 单二进制</w:t>
+              <w:t>2 × 云 ECS + systemd</w:t>
             </w:r>
           </w:p>
         </w:tc>
@@ -2018,7 +2067,7 @@
               <w:rPr>
                 <w:sz w:val="18"/>
               </w:rPr>
-              <w:t>现场排障快，无容器依赖</w:t>
+              <w:t>免现场运维；快照/监控开箱即用；否决 3 台分离（库存多一跳且容量论证不支撑）</w:t>
             </w:r>
           </w:p>
         </w:tc>
@@ -8748,8 +8797,8 @@
       <w:r>
         <w:drawing>
           <wp:inline xmlns:a="http://schemas.openxmlformats.org/drawingml/2006/main" xmlns:pic="http://schemas.openxmlformats.org/drawingml/2006/picture">
-            <wp:extent cx="5472000" cy="3446693"/>
-            <wp:docPr id="4" name="Picture 4" descr="图 9-1 现场网络拓扑（192.168.10.0/24，双 CPE 异网出口）" title="图 9-1 现场网络拓扑（192.168.10.0/24，双 CPE 异网出口）"/>
+            <wp:extent cx="5472000" cy="3540117"/>
+            <wp:docPr id="4" name="Picture 4" descr="图 9-1 网络拓扑（云端 2 台 ECS 全公网部署 + CDN；现场接入 192.168.10.0/24，双 CPE 异网出口）" title="图 9-1 网络拓扑（云端 2 台 ECS 全公网部署 + CDN；现场接入 192.168.10.0/24，双 CPE 异网出口）"/>
             <wp:cNvGraphicFramePr>
               <a:graphicFrameLocks noChangeAspect="1"/>
             </wp:cNvGraphicFramePr>
@@ -8769,7 +8818,7 @@
                   <pic:spPr>
                     <a:xfrm>
                       <a:off x="0" y="0"/>
-                      <a:ext cx="5472000" cy="3446693"/>
+                      <a:ext cx="5472000" cy="3540117"/>
                     </a:xfrm>
                     <a:prstGeom prst="rect"/>
                   </pic:spPr>
@@ -8786,7 +8835,7 @@
         <w:jc w:val="center"/>
       </w:pPr>
       <w:r>
-        <w:t>图 9-1 现场网络拓扑（192.168.10.0/24，双 CPE 异网出口）</w:t>
+        <w:t>图 9-1 网络拓扑（云端 2 台 ECS 全公网部署 + CDN；现场接入 192.168.10.0/24，双 CPE 异网出口）</w:t>
       </w:r>
     </w:p>
     <w:p>
@@ -8794,7 +8843,7 @@
         <w:pStyle w:val="Heading2"/>
       </w:pPr>
       <w:r>
-        <w:t>9.2 IP 规划</w:t>
+        <w:t>9.2 域名与 IP 规划</w:t>
       </w:r>
     </w:p>
     <w:tbl>
@@ -8806,14 +8855,15 @@
         <w:tblLook w:firstColumn="1" w:firstRow="1" w:lastColumn="0" w:lastRow="0" w:noHBand="0" w:noVBand="1" w:val="04A0"/>
       </w:tblPr>
       <w:tblGrid>
-        <w:gridCol w:w="2986"/>
-        <w:gridCol w:w="2986"/>
-        <w:gridCol w:w="2986"/>
+        <w:gridCol w:w="2239"/>
+        <w:gridCol w:w="2239"/>
+        <w:gridCol w:w="2239"/>
+        <w:gridCol w:w="2239"/>
       </w:tblGrid>
       <w:tr>
         <w:tc>
           <w:tcPr>
-            <w:tcW w:type="dxa" w:w="1928"/>
+            <w:tcW w:type="dxa" w:w="1020"/>
             <w:shd w:val="clear" w:color="auto" w:fill="1F3A5F"/>
           </w:tcPr>
           <w:p>
@@ -8826,13 +8876,13 @@
                 <w:color w:val="FFFFFF"/>
                 <w:sz w:val="18"/>
               </w:rPr>
-              <w:t>设备</w:t>
-            </w:r>
-          </w:p>
-        </w:tc>
-        <w:tc>
-          <w:tcPr>
-            <w:tcW w:type="dxa" w:w="1928"/>
+              <w:t>区域</w:t>
+            </w:r>
+          </w:p>
+        </w:tc>
+        <w:tc>
+          <w:tcPr>
+            <w:tcW w:type="dxa" w:w="2268"/>
             <w:shd w:val="clear" w:color="auto" w:fill="1F3A5F"/>
           </w:tcPr>
           <w:p>
@@ -8845,13 +8895,13 @@
                 <w:color w:val="FFFFFF"/>
                 <w:sz w:val="18"/>
               </w:rPr>
-              <w:t>IP</w:t>
-            </w:r>
-          </w:p>
-        </w:tc>
-        <w:tc>
-          <w:tcPr>
-            <w:tcW w:type="dxa" w:w="4649"/>
+              <w:t>设备</w:t>
+            </w:r>
+          </w:p>
+        </w:tc>
+        <w:tc>
+          <w:tcPr>
+            <w:tcW w:type="dxa" w:w="2268"/>
             <w:shd w:val="clear" w:color="auto" w:fill="1F3A5F"/>
           </w:tcPr>
           <w:p>
@@ -8864,6 +8914,25 @@
                 <w:color w:val="FFFFFF"/>
                 <w:sz w:val="18"/>
               </w:rPr>
+              <w:t>地址</w:t>
+            </w:r>
+          </w:p>
+        </w:tc>
+        <w:tc>
+          <w:tcPr>
+            <w:tcW w:type="dxa" w:w="2948"/>
+            <w:shd w:val="clear" w:color="auto" w:fill="1F3A5F"/>
+          </w:tcPr>
+          <w:p>
+            <w:pPr>
+              <w:jc w:val="center"/>
+            </w:pPr>
+            <w:r>
+              <w:rPr>
+                <w:b/>
+                <w:color w:val="FFFFFF"/>
+                <w:sz w:val="18"/>
+              </w:rPr>
               <w:t>说明</w:t>
             </w:r>
           </w:p>
@@ -8872,40 +8941,53 @@
       <w:tr>
         <w:tc>
           <w:tcPr>
-            <w:tcW w:type="dxa" w:w="1928"/>
-          </w:tcPr>
-          <w:p>
-            <w:r>
-              <w:rPr>
-                <w:sz w:val="18"/>
-              </w:rPr>
-              <w:t>核心路由/网关</w:t>
-            </w:r>
-          </w:p>
-        </w:tc>
-        <w:tc>
-          <w:tcPr>
-            <w:tcW w:type="dxa" w:w="1928"/>
-          </w:tcPr>
-          <w:p>
-            <w:r>
-              <w:rPr>
-                <w:sz w:val="18"/>
-              </w:rPr>
-              <w:t>192.168.10.1</w:t>
-            </w:r>
-          </w:p>
-        </w:tc>
-        <w:tc>
-          <w:tcPr>
-            <w:tcW w:type="dxa" w:w="4649"/>
-          </w:tcPr>
-          <w:p>
-            <w:r>
-              <w:rPr>
-                <w:sz w:val="18"/>
-              </w:rPr>
-              <w:t>防火墙：仅放行 NTP/DNS/证书出站</w:t>
+            <w:tcW w:type="dxa" w:w="1020"/>
+          </w:tcPr>
+          <w:p>
+            <w:r>
+              <w:rPr>
+                <w:sz w:val="18"/>
+              </w:rPr>
+              <w:t>云端</w:t>
+            </w:r>
+          </w:p>
+        </w:tc>
+        <w:tc>
+          <w:tcPr>
+            <w:tcW w:type="dxa" w:w="2268"/>
+          </w:tcPr>
+          <w:p>
+            <w:r>
+              <w:rPr>
+                <w:sz w:val="18"/>
+              </w:rPr>
+              <w:t>ECS edge（前端聚合 16C32G）</w:t>
+            </w:r>
+          </w:p>
+        </w:tc>
+        <w:tc>
+          <w:tcPr>
+            <w:tcW w:type="dxa" w:w="2268"/>
+          </w:tcPr>
+          <w:p>
+            <w:r>
+              <w:rPr>
+                <w:sz w:val="18"/>
+              </w:rPr>
+              <w:t>edge/static.&lt;备案域名&gt;</w:t>
+            </w:r>
+          </w:p>
+        </w:tc>
+        <w:tc>
+          <w:tcPr>
+            <w:tcW w:type="dxa" w:w="2948"/>
+          </w:tcPr>
+          <w:p>
+            <w:r>
+              <w:rPr>
+                <w:sz w:val="18"/>
+              </w:rPr>
+              <w:t>Nginx/Caddy SNI 分流；安全组仅 443</w:t>
             </w:r>
           </w:p>
         </w:tc>
@@ -8913,40 +8995,53 @@
       <w:tr>
         <w:tc>
           <w:tcPr>
-            <w:tcW w:type="dxa" w:w="1928"/>
-          </w:tcPr>
-          <w:p>
-            <w:r>
-              <w:rPr>
-                <w:sz w:val="18"/>
-              </w:rPr>
-              <w:t>QCI6 CPE 主/备</w:t>
-            </w:r>
-          </w:p>
-        </w:tc>
-        <w:tc>
-          <w:tcPr>
-            <w:tcW w:type="dxa" w:w="1928"/>
-          </w:tcPr>
-          <w:p>
-            <w:r>
-              <w:rPr>
-                <w:sz w:val="18"/>
-              </w:rPr>
-              <w:t>.2 / .3</w:t>
-            </w:r>
-          </w:p>
-        </w:tc>
-        <w:tc>
-          <w:tcPr>
-            <w:tcW w:type="dxa" w:w="4649"/>
-          </w:tcPr>
-          <w:p>
-            <w:r>
-              <w:rPr>
-                <w:sz w:val="18"/>
-              </w:rPr>
-              <w:t>4G/5G 出口，备机冷备换插 ≤5min</w:t>
+            <w:tcW w:type="dxa" w:w="1020"/>
+          </w:tcPr>
+          <w:p>
+            <w:r>
+              <w:rPr>
+                <w:sz w:val="18"/>
+              </w:rPr>
+              <w:t>云端</w:t>
+            </w:r>
+          </w:p>
+        </w:tc>
+        <w:tc>
+          <w:tcPr>
+            <w:tcW w:type="dxa" w:w="2268"/>
+          </w:tcPr>
+          <w:p>
+            <w:r>
+              <w:rPr>
+                <w:sz w:val="18"/>
+              </w:rPr>
+              <w:t>ECS be（2C4G）</w:t>
+            </w:r>
+          </w:p>
+        </w:tc>
+        <w:tc>
+          <w:tcPr>
+            <w:tcW w:type="dxa" w:w="2268"/>
+          </w:tcPr>
+          <w:p>
+            <w:r>
+              <w:rPr>
+                <w:sz w:val="18"/>
+              </w:rPr>
+              <w:t>be.&lt;备案域名&gt;</w:t>
+            </w:r>
+          </w:p>
+        </w:tc>
+        <w:tc>
+          <w:tcPr>
+            <w:tcW w:type="dxa" w:w="2948"/>
+          </w:tcPr>
+          <w:p>
+            <w:r>
+              <w:rPr>
+                <w:sz w:val="18"/>
+              </w:rPr>
+              <w:t>订单账本/员工 WS</w:t>
             </w:r>
           </w:p>
         </w:tc>
@@ -8954,40 +9049,53 @@
       <w:tr>
         <w:tc>
           <w:tcPr>
-            <w:tcW w:type="dxa" w:w="1928"/>
-          </w:tcPr>
-          <w:p>
-            <w:r>
-              <w:rPr>
-                <w:sz w:val="18"/>
-              </w:rPr>
-              <w:t>AP ×3</w:t>
-            </w:r>
-          </w:p>
-        </w:tc>
-        <w:tc>
-          <w:tcPr>
-            <w:tcW w:type="dxa" w:w="1928"/>
-          </w:tcPr>
-          <w:p>
-            <w:r>
-              <w:rPr>
-                <w:sz w:val="18"/>
-              </w:rPr>
-              <w:t>.10–.12</w:t>
-            </w:r>
-          </w:p>
-        </w:tc>
-        <w:tc>
-          <w:tcPr>
-            <w:tcW w:type="dxa" w:w="4649"/>
-          </w:tcPr>
-          <w:p>
-            <w:r>
-              <w:rPr>
-                <w:sz w:val="18"/>
-              </w:rPr>
-              <w:t>SH-Staff（隐藏，员工）/ SH-Guest（顾客浏览）</w:t>
+            <w:tcW w:type="dxa" w:w="1020"/>
+          </w:tcPr>
+          <w:p>
+            <w:r>
+              <w:rPr>
+                <w:sz w:val="18"/>
+              </w:rPr>
+              <w:t>现场网段</w:t>
+            </w:r>
+          </w:p>
+        </w:tc>
+        <w:tc>
+          <w:tcPr>
+            <w:tcW w:type="dxa" w:w="2268"/>
+          </w:tcPr>
+          <w:p>
+            <w:r>
+              <w:rPr>
+                <w:sz w:val="18"/>
+              </w:rPr>
+              <w:t>核心路由/网关</w:t>
+            </w:r>
+          </w:p>
+        </w:tc>
+        <w:tc>
+          <w:tcPr>
+            <w:tcW w:type="dxa" w:w="2268"/>
+          </w:tcPr>
+          <w:p>
+            <w:r>
+              <w:rPr>
+                <w:sz w:val="18"/>
+              </w:rPr>
+              <w:t>192.168.10.1</w:t>
+            </w:r>
+          </w:p>
+        </w:tc>
+        <w:tc>
+          <w:tcPr>
+            <w:tcW w:type="dxa" w:w="2948"/>
+          </w:tcPr>
+          <w:p>
+            <w:r>
+              <w:rPr>
+                <w:sz w:val="18"/>
+              </w:rPr>
+              <w:t>防火墙：仅放行 443/123 出站</w:t>
             </w:r>
           </w:p>
         </w:tc>
@@ -8995,40 +9103,53 @@
       <w:tr>
         <w:tc>
           <w:tcPr>
-            <w:tcW w:type="dxa" w:w="1928"/>
-          </w:tcPr>
-          <w:p>
-            <w:r>
-              <w:rPr>
-                <w:sz w:val="18"/>
-              </w:rPr>
-              <w:t>前1 / 前2 / 后端</w:t>
-            </w:r>
-          </w:p>
-        </w:tc>
-        <w:tc>
-          <w:tcPr>
-            <w:tcW w:type="dxa" w:w="1928"/>
-          </w:tcPr>
-          <w:p>
-            <w:r>
-              <w:rPr>
-                <w:sz w:val="18"/>
-              </w:rPr>
-              <w:t>.21 / .22 / .23</w:t>
-            </w:r>
-          </w:p>
-        </w:tc>
-        <w:tc>
-          <w:tcPr>
-            <w:tcW w:type="dxa" w:w="4649"/>
-          </w:tcPr>
-          <w:p>
-            <w:r>
-              <w:rPr>
-                <w:sz w:val="18"/>
-              </w:rPr>
-              <w:t>各监听 443（HTTPS/WSS）</w:t>
+            <w:tcW w:type="dxa" w:w="1020"/>
+          </w:tcPr>
+          <w:p>
+            <w:r>
+              <w:rPr>
+                <w:sz w:val="18"/>
+              </w:rPr>
+              <w:t>现场网段</w:t>
+            </w:r>
+          </w:p>
+        </w:tc>
+        <w:tc>
+          <w:tcPr>
+            <w:tcW w:type="dxa" w:w="2268"/>
+          </w:tcPr>
+          <w:p>
+            <w:r>
+              <w:rPr>
+                <w:sz w:val="18"/>
+              </w:rPr>
+              <w:t>QCI6 CPE 主/备</w:t>
+            </w:r>
+          </w:p>
+        </w:tc>
+        <w:tc>
+          <w:tcPr>
+            <w:tcW w:type="dxa" w:w="2268"/>
+          </w:tcPr>
+          <w:p>
+            <w:r>
+              <w:rPr>
+                <w:sz w:val="18"/>
+              </w:rPr>
+              <w:t>.2 / .3</w:t>
+            </w:r>
+          </w:p>
+        </w:tc>
+        <w:tc>
+          <w:tcPr>
+            <w:tcW w:type="dxa" w:w="2948"/>
+          </w:tcPr>
+          <w:p>
+            <w:r>
+              <w:rPr>
+                <w:sz w:val="18"/>
+              </w:rPr>
+              <w:t>SIM 已办理；备机冷备换插 ≤5min</w:t>
             </w:r>
           </w:p>
         </w:tc>
@@ -9036,40 +9157,53 @@
       <w:tr>
         <w:tc>
           <w:tcPr>
-            <w:tcW w:type="dxa" w:w="1928"/>
-          </w:tcPr>
-          <w:p>
-            <w:r>
-              <w:rPr>
-                <w:sz w:val="18"/>
-              </w:rPr>
-              <w:t>运维笔记本</w:t>
-            </w:r>
-          </w:p>
-        </w:tc>
-        <w:tc>
-          <w:tcPr>
-            <w:tcW w:type="dxa" w:w="1928"/>
-          </w:tcPr>
-          <w:p>
-            <w:r>
-              <w:rPr>
-                <w:sz w:val="18"/>
-              </w:rPr>
-              <w:t>.30</w:t>
-            </w:r>
-          </w:p>
-        </w:tc>
-        <w:tc>
-          <w:tcPr>
-            <w:tcW w:type="dxa" w:w="4649"/>
-          </w:tcPr>
-          <w:p>
-            <w:r>
-              <w:rPr>
-                <w:sz w:val="18"/>
-              </w:rPr>
-              <w:t>SSH 密钥登录、监控大屏、备份</w:t>
+            <w:tcW w:type="dxa" w:w="1020"/>
+          </w:tcPr>
+          <w:p>
+            <w:r>
+              <w:rPr>
+                <w:sz w:val="18"/>
+              </w:rPr>
+              <w:t>现场网段</w:t>
+            </w:r>
+          </w:p>
+        </w:tc>
+        <w:tc>
+          <w:tcPr>
+            <w:tcW w:type="dxa" w:w="2268"/>
+          </w:tcPr>
+          <w:p>
+            <w:r>
+              <w:rPr>
+                <w:sz w:val="18"/>
+              </w:rPr>
+              <w:t>AP ×3</w:t>
+            </w:r>
+          </w:p>
+        </w:tc>
+        <w:tc>
+          <w:tcPr>
+            <w:tcW w:type="dxa" w:w="2268"/>
+          </w:tcPr>
+          <w:p>
+            <w:r>
+              <w:rPr>
+                <w:sz w:val="18"/>
+              </w:rPr>
+              <w:t>.10–.12</w:t>
+            </w:r>
+          </w:p>
+        </w:tc>
+        <w:tc>
+          <w:tcPr>
+            <w:tcW w:type="dxa" w:w="2948"/>
+          </w:tcPr>
+          <w:p>
+            <w:r>
+              <w:rPr>
+                <w:sz w:val="18"/>
+              </w:rPr>
+              <w:t>SH-Staff（隐藏，员工）/ SH-Guest（顾客浏览）</w:t>
             </w:r>
           </w:p>
         </w:tc>
@@ -9077,7 +9211,74 @@
       <w:tr>
         <w:tc>
           <w:tcPr>
-            <w:tcW w:type="dxa" w:w="1928"/>
+            <w:tcW w:type="dxa" w:w="1020"/>
+          </w:tcPr>
+          <w:p>
+            <w:r>
+              <w:rPr>
+                <w:sz w:val="18"/>
+              </w:rPr>
+              <w:t>现场网段</w:t>
+            </w:r>
+          </w:p>
+        </w:tc>
+        <w:tc>
+          <w:tcPr>
+            <w:tcW w:type="dxa" w:w="2268"/>
+          </w:tcPr>
+          <w:p>
+            <w:r>
+              <w:rPr>
+                <w:sz w:val="18"/>
+              </w:rPr>
+              <w:t>运维笔记本</w:t>
+            </w:r>
+          </w:p>
+        </w:tc>
+        <w:tc>
+          <w:tcPr>
+            <w:tcW w:type="dxa" w:w="2268"/>
+          </w:tcPr>
+          <w:p>
+            <w:r>
+              <w:rPr>
+                <w:sz w:val="18"/>
+              </w:rPr>
+              <w:t>.30</w:t>
+            </w:r>
+          </w:p>
+        </w:tc>
+        <w:tc>
+          <w:tcPr>
+            <w:tcW w:type="dxa" w:w="2948"/>
+          </w:tcPr>
+          <w:p>
+            <w:r>
+              <w:rPr>
+                <w:sz w:val="18"/>
+              </w:rPr>
+              <w:t>SSH 密钥登录、监控大屏、备份</w:t>
+            </w:r>
+          </w:p>
+        </w:tc>
+      </w:tr>
+      <w:tr>
+        <w:tc>
+          <w:tcPr>
+            <w:tcW w:type="dxa" w:w="1020"/>
+          </w:tcPr>
+          <w:p>
+            <w:r>
+              <w:rPr>
+                <w:sz w:val="18"/>
+              </w:rPr>
+              <w:t>现场网段</w:t>
+            </w:r>
+          </w:p>
+        </w:tc>
+        <w:tc>
+          <w:tcPr>
+            <w:tcW w:type="dxa" w:w="2268"/>
           </w:tcPr>
           <w:p>
             <w:r>
@@ -9090,7 +9291,7 @@
         </w:tc>
         <w:tc>
           <w:tcPr>
-            <w:tcW w:type="dxa" w:w="1928"/>
+            <w:tcW w:type="dxa" w:w="2268"/>
           </w:tcPr>
           <w:p>
             <w:r>
@@ -9103,14 +9304,14 @@
         </w:tc>
         <w:tc>
           <w:tcPr>
-            <w:tcW w:type="dxa" w:w="4649"/>
-          </w:tcPr>
-          <w:p>
-            <w:r>
-              <w:rPr>
-                <w:sz w:val="18"/>
-              </w:rPr>
-              <w:t>顾客段仅可达前1/前2:443</w:t>
+            <w:tcW w:type="dxa" w:w="2948"/>
+          </w:tcPr>
+          <w:p>
+            <w:r>
+              <w:rPr>
+                <w:sz w:val="18"/>
+              </w:rPr>
+              <w:t>顾客段仅放行 443 出站；**顾客可走自身蜂窝直连云端**</w:t>
             </w:r>
           </w:p>
         </w:tc>
@@ -9708,7 +9909,15 @@
         <w:pStyle w:val="ListBullet"/>
       </w:pPr>
       <w:r>
-        <w:t>三服务器 /healthz 全绿；NTP 偏移 &lt;100ms；outbox_backlog=0；</w:t>
+        <w:t>三服务 /healthz（公网域名 edge/be）全绿；NTP 偏移 &lt;100ms；outbox_backlog=0；</w:t>
+      </w:r>
+    </w:p>
+    <w:p>
+      <w:pPr>
+        <w:pStyle w:val="ListBullet"/>
+      </w:pPr>
+      <w:r>
+        <w:t>CDN 命中抽查：真机蜂窝网络加载商品图首屏 ≤2s；图片 URL 带 ?v= 版本号；</w:t>
       </w:r>
     </w:p>
     <w:p>
@@ -9740,7 +9949,15 @@
         <w:pStyle w:val="ListBullet"/>
       </w:pPr>
       <w:r>
-        <w:t>备用 CPE/打印机/SIM 就位指挥台；对讲机频道测试；纸质 Runbook + 登记本 + 备用笔。</w:t>
+        <w:t>蜂窝直连抽查：移动/联通/电信各 1 台真机关 Wi-Fi 全流程可下单；</w:t>
+      </w:r>
+    </w:p>
+    <w:p>
+      <w:pPr>
+        <w:pStyle w:val="ListBullet"/>
+      </w:pPr>
+      <w:r>
+        <w:t>备用 CPE/打印机就位指挥台；对讲机频道测试；纸质 Runbook + 登记本 + 备用笔。</w:t>
       </w:r>
     </w:p>
     <w:p>
@@ -10093,7 +10310,7 @@
       <w:r>
         <w:drawing>
           <wp:inline xmlns:a="http://schemas.openxmlformats.org/drawingml/2006/main" xmlns:pic="http://schemas.openxmlformats.org/drawingml/2006/picture">
-            <wp:extent cx="5760000" cy="3387408"/>
+            <wp:extent cx="5760000" cy="3384105"/>
             <wp:docPr id="6" name="Picture 6" descr="图 10-1 8 周排期甘特图（A=Rust 后端 / B=小程序与现场 / 共同）" title="图 10-1 8 周排期甘特图（A=Rust 后端 / B=小程序与现场 / 共同）"/>
             <wp:cNvGraphicFramePr>
               <a:graphicFrameLocks noChangeAspect="1"/>
@@ -10114,7 +10331,7 @@
                   <pic:spPr>
                     <a:xfrm>
                       <a:off x="0" y="0"/>
-                      <a:ext cx="5760000" cy="3387408"/>
+                      <a:ext cx="5760000" cy="3384105"/>
                     </a:xfrm>
                     <a:prstGeom prst="rect"/>
                   </pic:spPr>
@@ -10237,7 +10454,7 @@
               <w:rPr>
                 <w:sz w:val="18"/>
               </w:rPr>
-              <w:t>仓库骨架/CI；shs-crypto 2FA 库+金样本</w:t>
+              <w:t>仓库骨架/CI；shs-crypto 2FA 库+金样本；**云 ECS×2 开通初始化 + CDN 缓存规则验证**</w:t>
             </w:r>
           </w:p>
         </w:tc>
@@ -10250,7 +10467,7 @@
               <w:rPr>
                 <w:sz w:val="18"/>
               </w:rPr>
-              <w:t>小程序骨架；扫码/定位能力 spike（风险前置）</w:t>
+              <w:t>小程序骨架；扫码/定位/蜂窝直连 spike；**域名/备案核对（SIM 已办理√）**</w:t>
             </w:r>
           </w:p>
         </w:tc>
@@ -10278,7 +10495,7 @@
               <w:rPr>
                 <w:sz w:val="18"/>
               </w:rPr>
-              <w:t>前1：登记+库存 SSOT+原子扣减+下单；Outbox WAL</w:t>
+              <w:t>聚合服务：登记+库存 SSOT+原子扣减+下单；Outbox WAL</w:t>
             </w:r>
           </w:p>
         </w:tc>
@@ -10360,7 +10577,7 @@
               <w:rPr>
                 <w:sz w:val="18"/>
               </w:rPr>
-              <w:t>前2 商品/静态/库存 WS；后端核销+纪念品</w:t>
+              <w:t>聚合服务：目录/静态/库存直读+员工库存 WS；后端核销+纪念品</w:t>
             </w:r>
           </w:p>
         </w:tc>
@@ -10455,7 +10672,7 @@
               <w:rPr>
                 <w:sz w:val="18"/>
               </w:rPr>
-              <w:t>真机矩阵测试；现场组网预演；打印机兼容</w:t>
+              <w:t>真机矩阵测试；现场接入预演+蜂窝直连验证；打印机兼容</w:t>
             </w:r>
           </w:p>
         </w:tc>
@@ -10524,7 +10741,7 @@
               <w:rPr>
                 <w:sz w:val="18"/>
               </w:rPr>
-              <w:t>服务器预配置；上线保障；数据三备份</w:t>
+              <w:t>云端最终检查/快照基线；上线保障；数据三备份</w:t>
             </w:r>
           </w:p>
         </w:tc>
@@ -10801,7 +11018,7 @@
         <w:pStyle w:val="ListBullet"/>
       </w:pPr>
       <w:r>
-        <w:t>风险前置：小程序域名校验、蓝牙打印、围栏精度三大不确定点在 W1/W4 真机 spike 消灭；</w:t>
+        <w:t>风险前置：备案周期（W1 即启动）、蓝牙打印、围栏精度三大不确定点在 W1/W4 前置处理；</w:t>
       </w:r>
     </w:p>
     <w:p>
@@ -10918,7 +11135,7 @@
               <w:rPr>
                 <w:sz w:val="19"/>
               </w:rPr>
-              <w:t>A 服务器与计算</w:t>
+              <w:t>A 云资源与计算</w:t>
             </w:r>
           </w:p>
         </w:tc>
@@ -10931,7 +11148,7 @@
               <w:rPr>
                 <w:sz w:val="19"/>
               </w:rPr>
-              <w:t>180–350</w:t>
+              <w:t>1,650–4,060</w:t>
             </w:r>
           </w:p>
         </w:tc>
@@ -10944,7 +11161,7 @@
               <w:rPr>
                 <w:sz w:val="19"/>
               </w:rPr>
-              <w:t>4,380–6,250</w:t>
+              <w:t>2,450–5,260</w:t>
             </w:r>
           </w:p>
         </w:tc>
@@ -10972,7 +11189,7 @@
               <w:rPr>
                 <w:sz w:val="19"/>
               </w:rPr>
-              <w:t>2,160–3,830</w:t>
+              <w:t>2,100–3,710</w:t>
             </w:r>
           </w:p>
         </w:tc>
@@ -10985,7 +11202,7 @@
               <w:rPr>
                 <w:sz w:val="19"/>
               </w:rPr>
-              <w:t>2,310–4,130</w:t>
+              <w:t>2,250–4,010</w:t>
             </w:r>
           </w:p>
         </w:tc>
@@ -11054,7 +11271,7 @@
               <w:rPr>
                 <w:sz w:val="19"/>
               </w:rPr>
-              <w:t>1,800–3,300</w:t>
+              <w:t>1,400–2,600</w:t>
             </w:r>
           </w:p>
         </w:tc>
@@ -11067,7 +11284,7 @@
               <w:rPr>
                 <w:sz w:val="19"/>
               </w:rPr>
-              <w:t>1,800–3,300</w:t>
+              <w:t>1,400–2,600</w:t>
             </w:r>
           </w:p>
         </w:tc>
@@ -11136,7 +11353,7 @@
               <w:rPr>
                 <w:sz w:val="19"/>
               </w:rPr>
-              <w:t>0–380</w:t>
+              <w:t>0–300</w:t>
             </w:r>
           </w:p>
         </w:tc>
@@ -11149,7 +11366,7 @@
               <w:rPr>
                 <w:sz w:val="19"/>
               </w:rPr>
-              <w:t>0–380</w:t>
+              <w:t>0–300</w:t>
             </w:r>
           </w:p>
         </w:tc>
@@ -11177,7 +11394,7 @@
               <w:rPr>
                 <w:sz w:val="19"/>
               </w:rPr>
-              <w:t>5,550–10,520</w:t>
+              <w:t>6,560–13,330</w:t>
             </w:r>
           </w:p>
         </w:tc>
@@ -11190,7 +11407,7 @@
               <w:rPr>
                 <w:sz w:val="19"/>
               </w:rPr>
-              <w:t>16,800–30,220</w:t>
+              <w:t>14,410–28,330</w:t>
             </w:r>
           </w:p>
         </w:tc>
@@ -11218,7 +11435,7 @@
               <w:rPr>
                 <w:sz w:val="19"/>
               </w:rPr>
-              <w:t>555–1,052</w:t>
+              <w:t>656–1,333</w:t>
             </w:r>
           </w:p>
         </w:tc>
@@ -11231,7 +11448,7 @@
               <w:rPr>
                 <w:sz w:val="19"/>
               </w:rPr>
-              <w:t>1,680–3,022</w:t>
+              <w:t>1,441–2,833</w:t>
             </w:r>
           </w:p>
         </w:tc>
@@ -11259,7 +11476,7 @@
               <w:rPr>
                 <w:sz w:val="19"/>
               </w:rPr>
-              <w:t>≈6,105–11,572</w:t>
+              <w:t>≈7,216–14,663</w:t>
             </w:r>
           </w:p>
         </w:tc>
@@ -11272,7 +11489,7 @@
               <w:rPr>
                 <w:sz w:val="19"/>
               </w:rPr>
-              <w:t>≈18,480–33,242</w:t>
+              <w:t>≈15,851–31,163</w:t>
             </w:r>
           </w:p>
         </w:tc>
@@ -11283,7 +11500,7 @@
         <w:pStyle w:val="Heading2"/>
       </w:pPr>
       <w:r>
-        <w:t>11.2 BOM 明细（32 项）</w:t>
+        <w:t>11.2 BOM 明细（36 项）</w:t>
       </w:r>
     </w:p>
     <w:tbl>
@@ -11441,7 +11658,7 @@
               <w:rPr>
                 <w:sz w:val="17"/>
               </w:rPr>
-              <w:t>F1 交易服务器</w:t>
+              <w:t>云服务器·前端聚合（F1+F2）</w:t>
             </w:r>
           </w:p>
         </w:tc>
@@ -11454,7 +11671,7 @@
               <w:rPr>
                 <w:sz w:val="17"/>
               </w:rPr>
-              <w:t>4C/8G/256G SSD 迷你主机（N100 级）</w:t>
+              <w:t>华为云 ECS 16C32G，盘 500G，EIP 峰值 500M（按流量计费）；双进程+TLS 网关 SNI</w:t>
             </w:r>
           </w:p>
         </w:tc>
@@ -11480,7 +11697,7 @@
               <w:rPr>
                 <w:sz w:val="17"/>
               </w:rPr>
-              <w:t>借/1,100–1,500</w:t>
+              <w:t>1,300–3,200</w:t>
             </w:r>
           </w:p>
         </w:tc>
@@ -11493,7 +11710,6 @@
               <w:rPr>
                 <w:sz w:val="17"/>
               </w:rPr>
-              <w:t>◆</w:t>
             </w:r>
           </w:p>
         </w:tc>
@@ -11521,7 +11737,7 @@
               <w:rPr>
                 <w:sz w:val="17"/>
               </w:rPr>
-              <w:t>BE 账本服务器</w:t>
+              <w:t>云服务器·BE（账本）</w:t>
             </w:r>
           </w:p>
         </w:tc>
@@ -11534,7 +11750,7 @@
               <w:rPr>
                 <w:sz w:val="17"/>
               </w:rPr>
-              <w:t>同 A1（另配 U 盘备份位）</w:t>
+              <w:t>ECS 2C4G，数据盘 40G，公网 IP</w:t>
             </w:r>
           </w:p>
         </w:tc>
@@ -11560,7 +11776,7 @@
               <w:rPr>
                 <w:sz w:val="17"/>
               </w:rPr>
-              <w:t>借/1,100–1,500</w:t>
+              <w:t>150–400</w:t>
             </w:r>
           </w:p>
         </w:tc>
@@ -11573,7 +11789,6 @@
               <w:rPr>
                 <w:sz w:val="17"/>
               </w:rPr>
-              <w:t>◆</w:t>
             </w:r>
           </w:p>
         </w:tc>
@@ -11601,7 +11816,7 @@
               <w:rPr>
                 <w:sz w:val="17"/>
               </w:rPr>
-              <w:t>F2 目录服务器</w:t>
+              <w:t>CDN 流量包</w:t>
             </w:r>
           </w:p>
         </w:tc>
@@ -11614,7 +11829,7 @@
               <w:rPr>
                 <w:sz w:val="17"/>
               </w:rPr>
-              <w:t>4C/8G/500G SSD（图片存储）</w:t>
+              <w:t>≥100GB（图片/静态分流≈90% 读）</w:t>
             </w:r>
           </w:p>
         </w:tc>
@@ -11640,7 +11855,7 @@
               <w:rPr>
                 <w:sz w:val="17"/>
               </w:rPr>
-              <w:t>借/1,200–1,700</w:t>
+              <w:t>20–60</w:t>
             </w:r>
           </w:p>
         </w:tc>
@@ -11653,7 +11868,6 @@
               <w:rPr>
                 <w:sz w:val="17"/>
               </w:rPr>
-              <w:t>◆</w:t>
             </w:r>
           </w:p>
         </w:tc>
@@ -11681,7 +11895,7 @@
               <w:rPr>
                 <w:sz w:val="17"/>
               </w:rPr>
-              <w:t>运维笔记本</w:t>
+              <w:t>域名 + SSL 证书</w:t>
             </w:r>
           </w:p>
         </w:tc>
@@ -11694,7 +11908,7 @@
               <w:rPr>
                 <w:sz w:val="17"/>
               </w:rPr>
-              <w:t>任意可用笔记本（管理/大屏/备份）</w:t>
+              <w:t>备案域名一年 + 云免费证书 ×3</w:t>
             </w:r>
           </w:p>
         </w:tc>
@@ -11720,7 +11934,7 @@
               <w:rPr>
                 <w:sz w:val="17"/>
               </w:rPr>
-              <w:t>借</w:t>
+              <w:t>50–100</w:t>
             </w:r>
           </w:p>
         </w:tc>
@@ -11733,7 +11947,7 @@
               <w:rPr>
                 <w:sz w:val="17"/>
               </w:rPr>
-              <w:t>◆</w:t>
+              <w:t>★ 备案 W1 启动</w:t>
             </w:r>
           </w:p>
         </w:tc>
@@ -11761,7 +11975,7 @@
               <w:rPr>
                 <w:sz w:val="17"/>
               </w:rPr>
-              <w:t>系统 U 盘</w:t>
+              <w:t>对象存储（可选）</w:t>
             </w:r>
           </w:p>
         </w:tc>
@@ -11774,7 +11988,7 @@
               <w:rPr>
                 <w:sz w:val="17"/>
               </w:rPr>
-              <w:t>32G USB3（安装+应急启动）</w:t>
+              <w:t>50GB 备份桶（三备份介质之一）</w:t>
             </w:r>
           </w:p>
         </w:tc>
@@ -11787,7 +12001,7 @@
               <w:rPr>
                 <w:sz w:val="17"/>
               </w:rPr>
-              <w:t>2</w:t>
+              <w:t>1</w:t>
             </w:r>
           </w:p>
         </w:tc>
@@ -11800,7 +12014,7 @@
               <w:rPr>
                 <w:sz w:val="17"/>
               </w:rPr>
-              <w:t>25–40</w:t>
+              <w:t>0–30</w:t>
             </w:r>
           </w:p>
         </w:tc>
@@ -11840,7 +12054,7 @@
               <w:rPr>
                 <w:sz w:val="17"/>
               </w:rPr>
-              <w:t>备份 U 盘 ★</w:t>
+              <w:t>运维笔记本</w:t>
             </w:r>
           </w:p>
         </w:tc>
@@ -11853,7 +12067,7 @@
               <w:rPr>
                 <w:sz w:val="17"/>
               </w:rPr>
-              <w:t>64G USB3（数据三备份双介质）</w:t>
+              <w:t>现场管理/监控大屏/离线备份</w:t>
             </w:r>
           </w:p>
         </w:tc>
@@ -11866,7 +12080,7 @@
               <w:rPr>
                 <w:sz w:val="17"/>
               </w:rPr>
-              <w:t>2</w:t>
+              <w:t>1</w:t>
             </w:r>
           </w:p>
         </w:tc>
@@ -11879,7 +12093,7 @@
               <w:rPr>
                 <w:sz w:val="17"/>
               </w:rPr>
-              <w:t>35–60</w:t>
+              <w:t>借</w:t>
             </w:r>
           </w:p>
         </w:tc>
@@ -11892,6 +12106,7 @@
               <w:rPr>
                 <w:sz w:val="17"/>
               </w:rPr>
+              <w:t>◆</w:t>
             </w:r>
           </w:p>
         </w:tc>
@@ -11919,7 +12134,7 @@
               <w:rPr>
                 <w:sz w:val="17"/>
               </w:rPr>
-              <w:t>入口大屏终端</w:t>
+              <w:t>备份 U 盘 ★</w:t>
             </w:r>
           </w:p>
         </w:tc>
@@ -11932,7 +12147,7 @@
               <w:rPr>
                 <w:sz w:val="17"/>
               </w:rPr>
-              <w:t>平板/笔记本 横屏 ≥10"（2s 刷新动态码）</w:t>
+              <w:t>64G USB3（账本离线双介质）</w:t>
             </w:r>
           </w:p>
         </w:tc>
@@ -11945,7 +12160,7 @@
               <w:rPr>
                 <w:sz w:val="17"/>
               </w:rPr>
-              <w:t>1</w:t>
+              <w:t>2</w:t>
             </w:r>
           </w:p>
         </w:tc>
@@ -11958,7 +12173,7 @@
               <w:rPr>
                 <w:sz w:val="17"/>
               </w:rPr>
-              <w:t>借/800–1,200</w:t>
+              <w:t>35–60</w:t>
             </w:r>
           </w:p>
         </w:tc>
@@ -11971,7 +12186,6 @@
               <w:rPr>
                 <w:sz w:val="17"/>
               </w:rPr>
-              <w:t>◆</w:t>
             </w:r>
           </w:p>
         </w:tc>
@@ -11999,7 +12213,7 @@
               <w:rPr>
                 <w:sz w:val="17"/>
               </w:rPr>
-              <w:t>大屏支架</w:t>
+              <w:t>入口大屏终端</w:t>
             </w:r>
           </w:p>
         </w:tc>
@@ -12012,7 +12226,7 @@
               <w:rPr>
                 <w:sz w:val="17"/>
               </w:rPr>
-              <w:t>落地/桌面支架（扫码高 ~1.2m）</w:t>
+              <w:t>平板/笔记本 横屏 ≥10"（2s 刷新动态码）</w:t>
             </w:r>
           </w:p>
         </w:tc>
@@ -12038,7 +12252,7 @@
               <w:rPr>
                 <w:sz w:val="17"/>
               </w:rPr>
-              <w:t>60–150</w:t>
+              <w:t>借/800–1,200</w:t>
             </w:r>
           </w:p>
         </w:tc>
@@ -12051,6 +12265,7 @@
               <w:rPr>
                 <w:sz w:val="17"/>
               </w:rPr>
+              <w:t>◆</w:t>
             </w:r>
           </w:p>
         </w:tc>
@@ -12065,7 +12280,7 @@
               <w:rPr>
                 <w:sz w:val="17"/>
               </w:rPr>
-              <w:t>B1</w:t>
+              <w:t>A9</w:t>
             </w:r>
           </w:p>
         </w:tc>
@@ -12078,7 +12293,7 @@
               <w:rPr>
                 <w:sz w:val="17"/>
               </w:rPr>
-              <w:t>QCI6 CPE 主</w:t>
+              <w:t>大屏支架</w:t>
             </w:r>
           </w:p>
         </w:tc>
@@ -12091,7 +12306,7 @@
               <w:rPr>
                 <w:sz w:val="17"/>
               </w:rPr>
-              <w:t>5G/4G CPE，千兆 LAN</w:t>
+              <w:t>落地/桌面支架（扫码高 ~1.2m）</w:t>
             </w:r>
           </w:p>
         </w:tc>
@@ -12117,7 +12332,7 @@
               <w:rPr>
                 <w:sz w:val="17"/>
               </w:rPr>
-              <w:t>400–700</w:t>
+              <w:t>60–150</w:t>
             </w:r>
           </w:p>
         </w:tc>
@@ -12144,7 +12359,7 @@
               <w:rPr>
                 <w:sz w:val="17"/>
               </w:rPr>
-              <w:t>B2</w:t>
+              <w:t>B1</w:t>
             </w:r>
           </w:p>
         </w:tc>
@@ -12157,7 +12372,7 @@
               <w:rPr>
                 <w:sz w:val="17"/>
               </w:rPr>
-              <w:t>QCI6 CPE 备</w:t>
+              <w:t>QCI6 CPE 主</w:t>
             </w:r>
           </w:p>
         </w:tc>
@@ -12170,7 +12385,7 @@
               <w:rPr>
                 <w:sz w:val="17"/>
               </w:rPr>
-              <w:t>同上（冷备）</w:t>
+              <w:t>5G/4G CPE，千兆 LAN</w:t>
             </w:r>
           </w:p>
         </w:tc>
@@ -12223,7 +12438,7 @@
               <w:rPr>
                 <w:sz w:val="17"/>
               </w:rPr>
-              <w:t>B3</w:t>
+              <w:t>B2</w:t>
             </w:r>
           </w:p>
         </w:tc>
@@ -12236,7 +12451,7 @@
               <w:rPr>
                 <w:sz w:val="17"/>
               </w:rPr>
-              <w:t>数据 SIM ★</w:t>
+              <w:t>QCI6 CPE 备</w:t>
             </w:r>
           </w:p>
         </w:tc>
@@ -12249,7 +12464,7 @@
               <w:rPr>
                 <w:sz w:val="17"/>
               </w:rPr>
-              <w:t>≥20G/卡 ×2（两家运营商）</w:t>
+              <w:t>同上（冷备）</w:t>
             </w:r>
           </w:p>
         </w:tc>
@@ -12262,7 +12477,7 @@
               <w:rPr>
                 <w:sz w:val="17"/>
               </w:rPr>
-              <w:t>2</w:t>
+              <w:t>1</w:t>
             </w:r>
           </w:p>
         </w:tc>
@@ -12275,7 +12490,7 @@
               <w:rPr>
                 <w:sz w:val="17"/>
               </w:rPr>
-              <w:t>30–60</w:t>
+              <w:t>400–700</w:t>
             </w:r>
           </w:p>
         </w:tc>
@@ -12302,7 +12517,7 @@
               <w:rPr>
                 <w:sz w:val="17"/>
               </w:rPr>
-              <w:t>B4</w:t>
+              <w:t>B3</w:t>
             </w:r>
           </w:p>
         </w:tc>
@@ -12315,7 +12530,7 @@
               <w:rPr>
                 <w:sz w:val="17"/>
               </w:rPr>
-              <w:t>核心路由器</w:t>
+              <w:t>数据 SIM</w:t>
             </w:r>
           </w:p>
         </w:tc>
@@ -12328,7 +12543,7 @@
               <w:rPr>
                 <w:sz w:val="17"/>
               </w:rPr>
-              <w:t>千兆，可刷 OpenWrt（防火墙/DNS）</w:t>
+              <w:t>≥20G/卡 ×2（两家运营商）</w:t>
             </w:r>
           </w:p>
         </w:tc>
@@ -12341,7 +12556,7 @@
               <w:rPr>
                 <w:sz w:val="17"/>
               </w:rPr>
-              <w:t>1</w:t>
+              <w:t>2</w:t>
             </w:r>
           </w:p>
         </w:tc>
@@ -12354,7 +12569,7 @@
               <w:rPr>
                 <w:sz w:val="17"/>
               </w:rPr>
-              <w:t>借/150–300</w:t>
+              <w:t>已办理√（0）</w:t>
             </w:r>
           </w:p>
         </w:tc>
@@ -12367,7 +12582,7 @@
               <w:rPr>
                 <w:sz w:val="17"/>
               </w:rPr>
-              <w:t>◆</w:t>
+              <w:t>存量</w:t>
             </w:r>
           </w:p>
         </w:tc>
@@ -12382,7 +12597,7 @@
               <w:rPr>
                 <w:sz w:val="17"/>
               </w:rPr>
-              <w:t>B5</w:t>
+              <w:t>B4</w:t>
             </w:r>
           </w:p>
         </w:tc>
@@ -12395,7 +12610,7 @@
               <w:rPr>
                 <w:sz w:val="17"/>
               </w:rPr>
-              <w:t>交换机 SW1</w:t>
+              <w:t>核心路由器</w:t>
             </w:r>
           </w:p>
         </w:tc>
@@ -12408,7 +12623,7 @@
               <w:rPr>
                 <w:sz w:val="17"/>
               </w:rPr>
-              <w:t>8 口千兆（服务器区）</w:t>
+              <w:t>千兆，可刷 OpenWrt（防火墙/DNS）</w:t>
             </w:r>
           </w:p>
         </w:tc>
@@ -12434,7 +12649,7 @@
               <w:rPr>
                 <w:sz w:val="17"/>
               </w:rPr>
-              <w:t>100–180</w:t>
+              <w:t>借/150–300</w:t>
             </w:r>
           </w:p>
         </w:tc>
@@ -12447,6 +12662,7 @@
               <w:rPr>
                 <w:sz w:val="17"/>
               </w:rPr>
+              <w:t>◆</w:t>
             </w:r>
           </w:p>
         </w:tc>
@@ -12461,7 +12677,7 @@
               <w:rPr>
                 <w:sz w:val="17"/>
               </w:rPr>
-              <w:t>B6</w:t>
+              <w:t>B5</w:t>
             </w:r>
           </w:p>
         </w:tc>
@@ -12474,7 +12690,7 @@
               <w:rPr>
                 <w:sz w:val="17"/>
               </w:rPr>
-              <w:t>PoE 交换机 SW2</w:t>
+              <w:t>交换机 SW1</w:t>
             </w:r>
           </w:p>
         </w:tc>
@@ -12487,7 +12703,7 @@
               <w:rPr>
                 <w:sz w:val="17"/>
               </w:rPr>
-              <w:t>8 口千兆 PoE（AP 供电）</w:t>
+              <w:t>8 口千兆（运维本/大屏/打印机）</w:t>
             </w:r>
           </w:p>
         </w:tc>
@@ -12513,7 +12729,7 @@
               <w:rPr>
                 <w:sz w:val="17"/>
               </w:rPr>
-              <w:t>300–500</w:t>
+              <w:t>100–180</w:t>
             </w:r>
           </w:p>
         </w:tc>
@@ -12540,7 +12756,7 @@
               <w:rPr>
                 <w:sz w:val="17"/>
               </w:rPr>
-              <w:t>B7</w:t>
+              <w:t>B6</w:t>
             </w:r>
           </w:p>
         </w:tc>
@@ -12553,7 +12769,7 @@
               <w:rPr>
                 <w:sz w:val="17"/>
               </w:rPr>
-              <w:t>Wi-Fi 6 AP</w:t>
+              <w:t>PoE 交换机 SW2</w:t>
             </w:r>
           </w:p>
         </w:tc>
@@ -12566,7 +12782,7 @@
               <w:rPr>
                 <w:sz w:val="17"/>
               </w:rPr>
-              <w:t>AX3000 双频多 SSID</w:t>
+              <w:t>8 口千兆 PoE（AP 供电）</w:t>
             </w:r>
           </w:p>
         </w:tc>
@@ -12579,7 +12795,7 @@
               <w:rPr>
                 <w:sz w:val="17"/>
               </w:rPr>
-              <w:t>3</w:t>
+              <w:t>1</w:t>
             </w:r>
           </w:p>
         </w:tc>
@@ -12592,7 +12808,7 @@
               <w:rPr>
                 <w:sz w:val="17"/>
               </w:rPr>
-              <w:t>250–450</w:t>
+              <w:t>300–500</w:t>
             </w:r>
           </w:p>
         </w:tc>
@@ -12619,7 +12835,7 @@
               <w:rPr>
                 <w:sz w:val="17"/>
               </w:rPr>
-              <w:t>B8</w:t>
+              <w:t>B7</w:t>
             </w:r>
           </w:p>
         </w:tc>
@@ -12632,7 +12848,7 @@
               <w:rPr>
                 <w:sz w:val="17"/>
               </w:rPr>
-              <w:t>网线配件 ★</w:t>
+              <w:t>Wi-Fi 6 AP</w:t>
             </w:r>
           </w:p>
         </w:tc>
@@ -12645,7 +12861,7 @@
               <w:rPr>
                 <w:sz w:val="17"/>
               </w:rPr>
-              <w:t>Cat6 成品 12 根 + 水晶头工具包</w:t>
+              <w:t>AX3000 双频多 SSID</w:t>
             </w:r>
           </w:p>
         </w:tc>
@@ -12658,7 +12874,7 @@
               <w:rPr>
                 <w:sz w:val="17"/>
               </w:rPr>
-              <w:t>1 套</w:t>
+              <w:t>3</w:t>
             </w:r>
           </w:p>
         </w:tc>
@@ -12671,7 +12887,7 @@
               <w:rPr>
                 <w:sz w:val="17"/>
               </w:rPr>
-              <w:t>120–200</w:t>
+              <w:t>250–450</w:t>
             </w:r>
           </w:p>
         </w:tc>
@@ -12698,7 +12914,7 @@
               <w:rPr>
                 <w:sz w:val="17"/>
               </w:rPr>
-              <w:t>B9</w:t>
+              <w:t>B8</w:t>
             </w:r>
           </w:p>
         </w:tc>
@@ -12711,7 +12927,7 @@
               <w:rPr>
                 <w:sz w:val="17"/>
               </w:rPr>
-              <w:t>测线仪</w:t>
+              <w:t>网线配件 ★</w:t>
             </w:r>
           </w:p>
         </w:tc>
@@ -12724,7 +12940,7 @@
               <w:rPr>
                 <w:sz w:val="17"/>
               </w:rPr>
-              <w:t>简易网络测线仪</w:t>
+              <w:t>Cat6 成品 12 根 + 水晶头工具包</w:t>
             </w:r>
           </w:p>
         </w:tc>
@@ -12737,7 +12953,7 @@
               <w:rPr>
                 <w:sz w:val="17"/>
               </w:rPr>
-              <w:t>1</w:t>
+              <w:t>1 套</w:t>
             </w:r>
           </w:p>
         </w:tc>
@@ -12750,7 +12966,7 @@
               <w:rPr>
                 <w:sz w:val="17"/>
               </w:rPr>
-              <w:t>30–80</w:t>
+              <w:t>120–200</w:t>
             </w:r>
           </w:p>
         </w:tc>
@@ -12777,7 +12993,7 @@
               <w:rPr>
                 <w:sz w:val="17"/>
               </w:rPr>
-              <w:t>C1</w:t>
+              <w:t>B9</w:t>
             </w:r>
           </w:p>
         </w:tc>
@@ -12790,7 +13006,7 @@
               <w:rPr>
                 <w:sz w:val="17"/>
               </w:rPr>
-              <w:t>员工手机</w:t>
+              <w:t>测线仪</w:t>
             </w:r>
           </w:p>
         </w:tc>
@@ -12803,7 +13019,7 @@
               <w:rPr>
                 <w:sz w:val="17"/>
               </w:rPr>
-              <w:t>安卓 ≥8.0 支持 BLE（个人机征用）</w:t>
+              <w:t>简易网络测线仪</w:t>
             </w:r>
           </w:p>
         </w:tc>
@@ -12816,7 +13032,7 @@
               <w:rPr>
                 <w:sz w:val="17"/>
               </w:rPr>
-              <w:t>10</w:t>
+              <w:t>1</w:t>
             </w:r>
           </w:p>
         </w:tc>
@@ -12829,7 +13045,7 @@
               <w:rPr>
                 <w:sz w:val="17"/>
               </w:rPr>
-              <w:t>借/600–1,200</w:t>
+              <w:t>30–80</w:t>
             </w:r>
           </w:p>
         </w:tc>
@@ -12842,7 +13058,6 @@
               <w:rPr>
                 <w:sz w:val="17"/>
               </w:rPr>
-              <w:t>◆</w:t>
             </w:r>
           </w:p>
         </w:tc>
@@ -12857,7 +13072,7 @@
               <w:rPr>
                 <w:sz w:val="17"/>
               </w:rPr>
-              <w:t>C2</w:t>
+              <w:t>C1</w:t>
             </w:r>
           </w:p>
         </w:tc>
@@ -12870,7 +13085,7 @@
               <w:rPr>
                 <w:sz w:val="17"/>
               </w:rPr>
-              <w:t>管理平板</w:t>
+              <w:t>员工手机</w:t>
             </w:r>
           </w:p>
         </w:tc>
@@ -12883,7 +13098,7 @@
               <w:rPr>
                 <w:sz w:val="17"/>
               </w:rPr>
-              <w:t>安卓平板 ≥10"（ADMIN）</w:t>
+              <w:t>安卓 ≥8.0 支持 BLE（个人机征用）</w:t>
             </w:r>
           </w:p>
         </w:tc>
@@ -12896,7 +13111,7 @@
               <w:rPr>
                 <w:sz w:val="17"/>
               </w:rPr>
-              <w:t>1</w:t>
+              <w:t>10</w:t>
             </w:r>
           </w:p>
         </w:tc>
@@ -12909,7 +13124,7 @@
               <w:rPr>
                 <w:sz w:val="17"/>
               </w:rPr>
-              <w:t>借/900–1,500</w:t>
+              <w:t>借/600–1,200</w:t>
             </w:r>
           </w:p>
         </w:tc>
@@ -12937,7 +13152,7 @@
               <w:rPr>
                 <w:sz w:val="17"/>
               </w:rPr>
-              <w:t>C3</w:t>
+              <w:t>C2</w:t>
             </w:r>
           </w:p>
         </w:tc>
@@ -12950,7 +13165,7 @@
               <w:rPr>
                 <w:sz w:val="17"/>
               </w:rPr>
-              <w:t>热敏打印机 ★</w:t>
+              <w:t>管理平板</w:t>
             </w:r>
           </w:p>
         </w:tc>
@@ -12963,7 +13178,7 @@
               <w:rPr>
                 <w:sz w:val="17"/>
               </w:rPr>
-              <w:t>58mm 蓝牙 ESC/POS（佳博/芯烨类）</w:t>
+              <w:t>安卓平板 ≥10"（ADMIN）</w:t>
             </w:r>
           </w:p>
         </w:tc>
@@ -12976,7 +13191,7 @@
               <w:rPr>
                 <w:sz w:val="17"/>
               </w:rPr>
-              <w:t>3</w:t>
+              <w:t>1</w:t>
             </w:r>
           </w:p>
         </w:tc>
@@ -12989,7 +13204,7 @@
               <w:rPr>
                 <w:sz w:val="17"/>
               </w:rPr>
-              <w:t>180–320</w:t>
+              <w:t>借/900–1,500</w:t>
             </w:r>
           </w:p>
         </w:tc>
@@ -13002,6 +13217,7 @@
               <w:rPr>
                 <w:sz w:val="17"/>
               </w:rPr>
+              <w:t>◆</w:t>
             </w:r>
           </w:p>
         </w:tc>
@@ -13016,7 +13232,7 @@
               <w:rPr>
                 <w:sz w:val="17"/>
               </w:rPr>
-              <w:t>C4</w:t>
+              <w:t>C3</w:t>
             </w:r>
           </w:p>
         </w:tc>
@@ -13029,7 +13245,7 @@
               <w:rPr>
                 <w:sz w:val="17"/>
               </w:rPr>
-              <w:t>热敏纸卷 ★</w:t>
+              <w:t>热敏打印机 ★</w:t>
             </w:r>
           </w:p>
         </w:tc>
@@ -13042,7 +13258,7 @@
               <w:rPr>
                 <w:sz w:val="17"/>
               </w:rPr>
-              <w:t>57×30mm（≈250 张/卷）</w:t>
+              <w:t>58mm 蓝牙 ESC/POS（佳博/芯烨类）</w:t>
             </w:r>
           </w:p>
         </w:tc>
@@ -13055,7 +13271,7 @@
               <w:rPr>
                 <w:sz w:val="17"/>
               </w:rPr>
-              <w:t>60</w:t>
+              <w:t>3</w:t>
             </w:r>
           </w:p>
         </w:tc>
@@ -13068,7 +13284,7 @@
               <w:rPr>
                 <w:sz w:val="17"/>
               </w:rPr>
-              <w:t>1.5–2.5</w:t>
+              <w:t>180–320</w:t>
             </w:r>
           </w:p>
         </w:tc>
@@ -13095,7 +13311,7 @@
               <w:rPr>
                 <w:sz w:val="17"/>
               </w:rPr>
-              <w:t>D1</w:t>
+              <w:t>C4</w:t>
             </w:r>
           </w:p>
         </w:tc>
@@ -13108,7 +13324,7 @@
               <w:rPr>
                 <w:sz w:val="17"/>
               </w:rPr>
-              <w:t>UPS</w:t>
+              <w:t>热敏纸卷 ★</w:t>
             </w:r>
           </w:p>
         </w:tc>
@@ -13121,7 +13337,7 @@
               <w:rPr>
                 <w:sz w:val="17"/>
               </w:rPr>
-              <w:t>500–650VA ×3（或 1kVA+PDU）</w:t>
+              <w:t>57×30mm（≈250 张/卷）</w:t>
             </w:r>
           </w:p>
         </w:tc>
@@ -13134,7 +13350,7 @@
               <w:rPr>
                 <w:sz w:val="17"/>
               </w:rPr>
-              <w:t>3</w:t>
+              <w:t>60</w:t>
             </w:r>
           </w:p>
         </w:tc>
@@ -13147,7 +13363,7 @@
               <w:rPr>
                 <w:sz w:val="17"/>
               </w:rPr>
-              <w:t>200–350</w:t>
+              <w:t>1.5–2.5</w:t>
             </w:r>
           </w:p>
         </w:tc>
@@ -13174,7 +13390,7 @@
               <w:rPr>
                 <w:sz w:val="17"/>
               </w:rPr>
-              <w:t>D2</w:t>
+              <w:t>D1</w:t>
             </w:r>
           </w:p>
         </w:tc>
@@ -13187,7 +13403,7 @@
               <w:rPr>
                 <w:sz w:val="17"/>
               </w:rPr>
-              <w:t>大功率充电宝 ★</w:t>
+              <w:t>小型 UPS（可选）</w:t>
             </w:r>
           </w:p>
         </w:tc>
@@ -13200,7 +13416,7 @@
               <w:rPr>
                 <w:sz w:val="17"/>
               </w:rPr>
-              <w:t>20,000mAh PD 30W+</w:t>
+              <w:t>现场网络设备（AP/交换机/CPE）续航 ≥30min</w:t>
             </w:r>
           </w:p>
         </w:tc>
@@ -13213,7 +13429,7 @@
               <w:rPr>
                 <w:sz w:val="17"/>
               </w:rPr>
-              <w:t>6</w:t>
+              <w:t>1</w:t>
             </w:r>
           </w:p>
         </w:tc>
@@ -13226,7 +13442,7 @@
               <w:rPr>
                 <w:sz w:val="17"/>
               </w:rPr>
-              <w:t>100–180</w:t>
+              <w:t>200–350</w:t>
             </w:r>
           </w:p>
         </w:tc>
@@ -13253,7 +13469,7 @@
               <w:rPr>
                 <w:sz w:val="17"/>
               </w:rPr>
-              <w:t>D3</w:t>
+              <w:t>D2</w:t>
             </w:r>
           </w:p>
         </w:tc>
@@ -13266,7 +13482,7 @@
               <w:rPr>
                 <w:sz w:val="17"/>
               </w:rPr>
-              <w:t>多口充电器</w:t>
+              <w:t>大功率充电宝 ★</w:t>
             </w:r>
           </w:p>
         </w:tc>
@@ -13279,7 +13495,7 @@
               <w:rPr>
                 <w:sz w:val="17"/>
               </w:rPr>
-              <w:t>65W GaN 3 口</w:t>
+              <w:t>20,000mAh PD 30W+</w:t>
             </w:r>
           </w:p>
         </w:tc>
@@ -13292,7 +13508,7 @@
               <w:rPr>
                 <w:sz w:val="17"/>
               </w:rPr>
-              <w:t>4</w:t>
+              <w:t>6</w:t>
             </w:r>
           </w:p>
         </w:tc>
@@ -13305,7 +13521,7 @@
               <w:rPr>
                 <w:sz w:val="17"/>
               </w:rPr>
-              <w:t>80–140</w:t>
+              <w:t>100–180</w:t>
             </w:r>
           </w:p>
         </w:tc>
@@ -13332,7 +13548,7 @@
               <w:rPr>
                 <w:sz w:val="17"/>
               </w:rPr>
-              <w:t>D4</w:t>
+              <w:t>D3</w:t>
             </w:r>
           </w:p>
         </w:tc>
@@ -13345,7 +13561,7 @@
               <w:rPr>
                 <w:sz w:val="17"/>
               </w:rPr>
-              <w:t>插线板</w:t>
+              <w:t>多口充电器</w:t>
             </w:r>
           </w:p>
         </w:tc>
@@ -13358,7 +13574,7 @@
               <w:rPr>
                 <w:sz w:val="17"/>
               </w:rPr>
-              <w:t>6 位 ×1.8m</w:t>
+              <w:t>65W GaN 3 口</w:t>
             </w:r>
           </w:p>
         </w:tc>
@@ -13371,7 +13587,7 @@
               <w:rPr>
                 <w:sz w:val="17"/>
               </w:rPr>
-              <w:t>6</w:t>
+              <w:t>4</w:t>
             </w:r>
           </w:p>
         </w:tc>
@@ -13384,7 +13600,7 @@
               <w:rPr>
                 <w:sz w:val="17"/>
               </w:rPr>
-              <w:t>30–60</w:t>
+              <w:t>80–140</w:t>
             </w:r>
           </w:p>
         </w:tc>
@@ -13411,7 +13627,7 @@
               <w:rPr>
                 <w:sz w:val="17"/>
               </w:rPr>
-              <w:t>D5</w:t>
+              <w:t>D4</w:t>
             </w:r>
           </w:p>
         </w:tc>
@@ -13424,7 +13640,7 @@
               <w:rPr>
                 <w:sz w:val="17"/>
               </w:rPr>
-              <w:t>备用数据线 ★</w:t>
+              <w:t>插线板</w:t>
             </w:r>
           </w:p>
         </w:tc>
@@ -13437,7 +13653,7 @@
               <w:rPr>
                 <w:sz w:val="17"/>
               </w:rPr>
-              <w:t>USB-C/Lightning 混装</w:t>
+              <w:t>6 位 ×1.8m</w:t>
             </w:r>
           </w:p>
         </w:tc>
@@ -13450,7 +13666,7 @@
               <w:rPr>
                 <w:sz w:val="17"/>
               </w:rPr>
-              <w:t>10</w:t>
+              <w:t>6</w:t>
             </w:r>
           </w:p>
         </w:tc>
@@ -13463,7 +13679,7 @@
               <w:rPr>
                 <w:sz w:val="17"/>
               </w:rPr>
-              <w:t>10–25</w:t>
+              <w:t>30–60</w:t>
             </w:r>
           </w:p>
         </w:tc>
@@ -13490,7 +13706,7 @@
               <w:rPr>
                 <w:sz w:val="17"/>
               </w:rPr>
-              <w:t>E1</w:t>
+              <w:t>D5</w:t>
             </w:r>
           </w:p>
         </w:tc>
@@ -13503,7 +13719,7 @@
               <w:rPr>
                 <w:sz w:val="17"/>
               </w:rPr>
-              <w:t>对讲机</w:t>
+              <w:t>备用数据线 ★</w:t>
             </w:r>
           </w:p>
         </w:tc>
@@ -13516,7 +13732,7 @@
               <w:rPr>
                 <w:sz w:val="17"/>
               </w:rPr>
-              <w:t>民用 409MHz 免执照</w:t>
+              <w:t>USB-C/Lightning 混装</w:t>
             </w:r>
           </w:p>
         </w:tc>
@@ -13529,7 +13745,7 @@
               <w:rPr>
                 <w:sz w:val="17"/>
               </w:rPr>
-              <w:t>6</w:t>
+              <w:t>10</w:t>
             </w:r>
           </w:p>
         </w:tc>
@@ -13542,7 +13758,7 @@
               <w:rPr>
                 <w:sz w:val="17"/>
               </w:rPr>
-              <w:t>60–120</w:t>
+              <w:t>10–25</w:t>
             </w:r>
           </w:p>
         </w:tc>
@@ -13569,7 +13785,7 @@
               <w:rPr>
                 <w:sz w:val="17"/>
               </w:rPr>
-              <w:t>E2</w:t>
+              <w:t>E1</w:t>
             </w:r>
           </w:p>
         </w:tc>
@@ -13582,7 +13798,7 @@
               <w:rPr>
                 <w:sz w:val="17"/>
               </w:rPr>
-              <w:t>指引物料</w:t>
+              <w:t>对讲机</w:t>
             </w:r>
           </w:p>
         </w:tc>
@@ -13595,7 +13811,7 @@
               <w:rPr>
                 <w:sz w:val="17"/>
               </w:rPr>
-              <w:t>二维码立牌/流程海报×6/隐私公示牌</w:t>
+              <w:t>民用 409MHz 免执照</w:t>
             </w:r>
           </w:p>
         </w:tc>
@@ -13608,7 +13824,7 @@
               <w:rPr>
                 <w:sz w:val="17"/>
               </w:rPr>
-              <w:t>1 套</w:t>
+              <w:t>6</w:t>
             </w:r>
           </w:p>
         </w:tc>
@@ -13621,7 +13837,7 @@
               <w:rPr>
                 <w:sz w:val="17"/>
               </w:rPr>
-              <w:t>200–400</w:t>
+              <w:t>60–120</w:t>
             </w:r>
           </w:p>
         </w:tc>
@@ -13648,7 +13864,7 @@
               <w:rPr>
                 <w:sz w:val="17"/>
               </w:rPr>
-              <w:t>E3</w:t>
+              <w:t>E2</w:t>
             </w:r>
           </w:p>
         </w:tc>
@@ -13661,7 +13877,7 @@
               <w:rPr>
                 <w:sz w:val="17"/>
               </w:rPr>
-              <w:t>桌牌/工牌</w:t>
+              <w:t>指引物料</w:t>
             </w:r>
           </w:p>
         </w:tc>
@@ -13674,7 +13890,7 @@
               <w:rPr>
                 <w:sz w:val="17"/>
               </w:rPr>
-              <w:t>分区胸牌（岗位色标）</w:t>
+              <w:t>二维码立牌/流程海报×6/隐私公示牌</w:t>
             </w:r>
           </w:p>
         </w:tc>
@@ -13687,7 +13903,7 @@
               <w:rPr>
                 <w:sz w:val="17"/>
               </w:rPr>
-              <w:t>12</w:t>
+              <w:t>1 套</w:t>
             </w:r>
           </w:p>
         </w:tc>
@@ -13700,7 +13916,7 @@
               <w:rPr>
                 <w:sz w:val="17"/>
               </w:rPr>
-              <w:t>5–10</w:t>
+              <w:t>200–400</w:t>
             </w:r>
           </w:p>
         </w:tc>
@@ -13727,7 +13943,7 @@
               <w:rPr>
                 <w:sz w:val="17"/>
               </w:rPr>
-              <w:t>E4</w:t>
+              <w:t>E3</w:t>
             </w:r>
           </w:p>
         </w:tc>
@@ -13740,7 +13956,7 @@
               <w:rPr>
                 <w:sz w:val="17"/>
               </w:rPr>
-              <w:t>登记本文具</w:t>
+              <w:t>桌牌/工牌</w:t>
             </w:r>
           </w:p>
         </w:tc>
@@ -13753,7 +13969,7 @@
               <w:rPr>
                 <w:sz w:val="17"/>
               </w:rPr>
-              <w:t>半离线应急登记本×3/笔/垫板</w:t>
+              <w:t>分区胸牌（岗位色标）</w:t>
             </w:r>
           </w:p>
         </w:tc>
@@ -13766,7 +13982,7 @@
               <w:rPr>
                 <w:sz w:val="17"/>
               </w:rPr>
-              <w:t>1 套</w:t>
+              <w:t>12</w:t>
             </w:r>
           </w:p>
         </w:tc>
@@ -13779,7 +13995,7 @@
               <w:rPr>
                 <w:sz w:val="17"/>
               </w:rPr>
-              <w:t>30–60</w:t>
+              <w:t>5–10</w:t>
             </w:r>
           </w:p>
         </w:tc>
@@ -13806,7 +14022,7 @@
               <w:rPr>
                 <w:sz w:val="17"/>
               </w:rPr>
-              <w:t>E5</w:t>
+              <w:t>E4</w:t>
             </w:r>
           </w:p>
         </w:tc>
@@ -13819,7 +14035,7 @@
               <w:rPr>
                 <w:sz w:val="17"/>
               </w:rPr>
-              <w:t>警示带围栏</w:t>
+              <w:t>登记本文具</w:t>
             </w:r>
           </w:p>
         </w:tc>
@@ -13832,7 +14048,7 @@
               <w:rPr>
                 <w:sz w:val="17"/>
               </w:rPr>
-              <w:t>排队动线管理</w:t>
+              <w:t>半离线应急登记本×3/笔/垫板</w:t>
             </w:r>
           </w:p>
         </w:tc>
@@ -13858,7 +14074,7 @@
               <w:rPr>
                 <w:sz w:val="17"/>
               </w:rPr>
-              <w:t>50–100</w:t>
+              <w:t>30–60</w:t>
             </w:r>
           </w:p>
         </w:tc>
@@ -13885,6 +14101,85 @@
               <w:rPr>
                 <w:sz w:val="17"/>
               </w:rPr>
+              <w:t>E5</w:t>
+            </w:r>
+          </w:p>
+        </w:tc>
+        <w:tc>
+          <w:tcPr>
+            <w:tcW w:type="dxa" w:w="1701"/>
+          </w:tcPr>
+          <w:p>
+            <w:r>
+              <w:rPr>
+                <w:sz w:val="17"/>
+              </w:rPr>
+              <w:t>警示带围栏</w:t>
+            </w:r>
+          </w:p>
+        </w:tc>
+        <w:tc>
+          <w:tcPr>
+            <w:tcW w:type="dxa" w:w="3175"/>
+          </w:tcPr>
+          <w:p>
+            <w:r>
+              <w:rPr>
+                <w:sz w:val="17"/>
+              </w:rPr>
+              <w:t>排队动线管理</w:t>
+            </w:r>
+          </w:p>
+        </w:tc>
+        <w:tc>
+          <w:tcPr>
+            <w:tcW w:type="dxa" w:w="680"/>
+          </w:tcPr>
+          <w:p>
+            <w:r>
+              <w:rPr>
+                <w:sz w:val="17"/>
+              </w:rPr>
+              <w:t>1 套</w:t>
+            </w:r>
+          </w:p>
+        </w:tc>
+        <w:tc>
+          <w:tcPr>
+            <w:tcW w:type="dxa" w:w="1474"/>
+          </w:tcPr>
+          <w:p>
+            <w:r>
+              <w:rPr>
+                <w:sz w:val="17"/>
+              </w:rPr>
+              <w:t>50–100</w:t>
+            </w:r>
+          </w:p>
+        </w:tc>
+        <w:tc>
+          <w:tcPr>
+            <w:tcW w:type="dxa" w:w="567"/>
+          </w:tcPr>
+          <w:p>
+            <w:r>
+              <w:rPr>
+                <w:sz w:val="17"/>
+              </w:rPr>
+            </w:r>
+          </w:p>
+        </w:tc>
+      </w:tr>
+      <w:tr>
+        <w:tc>
+          <w:tcPr>
+            <w:tcW w:type="dxa" w:w="737"/>
+          </w:tcPr>
+          <w:p>
+            <w:r>
+              <w:rPr>
+                <w:sz w:val="17"/>
+              </w:rPr>
               <w:t>E6</w:t>
             </w:r>
           </w:p>
@@ -13938,6 +14233,164 @@
                 <w:sz w:val="17"/>
               </w:rPr>
               <w:t>80–150</w:t>
+            </w:r>
+          </w:p>
+        </w:tc>
+        <w:tc>
+          <w:tcPr>
+            <w:tcW w:type="dxa" w:w="567"/>
+          </w:tcPr>
+          <w:p>
+            <w:r>
+              <w:rPr>
+                <w:sz w:val="17"/>
+              </w:rPr>
+            </w:r>
+          </w:p>
+        </w:tc>
+      </w:tr>
+      <w:tr>
+        <w:tc>
+          <w:tcPr>
+            <w:tcW w:type="dxa" w:w="737"/>
+          </w:tcPr>
+          <w:p>
+            <w:r>
+              <w:rPr>
+                <w:sz w:val="17"/>
+              </w:rPr>
+              <w:t>F1</w:t>
+            </w:r>
+          </w:p>
+        </w:tc>
+        <w:tc>
+          <w:tcPr>
+            <w:tcW w:type="dxa" w:w="1701"/>
+          </w:tcPr>
+          <w:p>
+            <w:r>
+              <w:rPr>
+                <w:sz w:val="17"/>
+              </w:rPr>
+              <w:t>小程序账号认证费</w:t>
+            </w:r>
+          </w:p>
+        </w:tc>
+        <w:tc>
+          <w:tcPr>
+            <w:tcW w:type="dxa" w:w="3175"/>
+          </w:tcPr>
+          <w:p>
+            <w:r>
+              <w:rPr>
+                <w:sz w:val="17"/>
+              </w:rPr>
+              <w:t>挂学校主体复用认证则为 0</w:t>
+            </w:r>
+          </w:p>
+        </w:tc>
+        <w:tc>
+          <w:tcPr>
+            <w:tcW w:type="dxa" w:w="680"/>
+          </w:tcPr>
+          <w:p>
+            <w:r>
+              <w:rPr>
+                <w:sz w:val="17"/>
+              </w:rPr>
+              <w:t>1</w:t>
+            </w:r>
+          </w:p>
+        </w:tc>
+        <w:tc>
+          <w:tcPr>
+            <w:tcW w:type="dxa" w:w="1474"/>
+          </w:tcPr>
+          <w:p>
+            <w:r>
+              <w:rPr>
+                <w:sz w:val="17"/>
+              </w:rPr>
+              <w:t>0–300</w:t>
+            </w:r>
+          </w:p>
+        </w:tc>
+        <w:tc>
+          <w:tcPr>
+            <w:tcW w:type="dxa" w:w="567"/>
+          </w:tcPr>
+          <w:p>
+            <w:r>
+              <w:rPr>
+                <w:sz w:val="17"/>
+              </w:rPr>
+            </w:r>
+          </w:p>
+        </w:tc>
+      </w:tr>
+      <w:tr>
+        <w:tc>
+          <w:tcPr>
+            <w:tcW w:type="dxa" w:w="737"/>
+          </w:tcPr>
+          <w:p>
+            <w:r>
+              <w:rPr>
+                <w:sz w:val="17"/>
+              </w:rPr>
+              <w:t>F2</w:t>
+            </w:r>
+          </w:p>
+        </w:tc>
+        <w:tc>
+          <w:tcPr>
+            <w:tcW w:type="dxa" w:w="1701"/>
+          </w:tcPr>
+          <w:p>
+            <w:r>
+              <w:rPr>
+                <w:sz w:val="17"/>
+              </w:rPr>
+              <w:t>云上软件/证书</w:t>
+            </w:r>
+          </w:p>
+        </w:tc>
+        <w:tc>
+          <w:tcPr>
+            <w:tcW w:type="dxa" w:w="3175"/>
+          </w:tcPr>
+          <w:p>
+            <w:r>
+              <w:rPr>
+                <w:sz w:val="17"/>
+              </w:rPr>
+              <w:t>全自研 Rust + 云免费证书</w:t>
+            </w:r>
+          </w:p>
+        </w:tc>
+        <w:tc>
+          <w:tcPr>
+            <w:tcW w:type="dxa" w:w="680"/>
+          </w:tcPr>
+          <w:p>
+            <w:r>
+              <w:rPr>
+                <w:sz w:val="17"/>
+              </w:rPr>
+              <w:t>1</w:t>
+            </w:r>
+          </w:p>
+        </w:tc>
+        <w:tc>
+          <w:tcPr>
+            <w:tcW w:type="dxa" w:w="1474"/>
+          </w:tcPr>
+          <w:p>
+            <w:r>
+              <w:rPr>
+                <w:sz w:val="17"/>
+              </w:rPr>
+              <w:t>0</w:t>
             </w:r>
           </w:p>
         </w:tc>
@@ -14359,7 +14812,7 @@
         <w:pStyle w:val="Heading2"/>
       </w:pPr>
       <w:r>
-        <w:t>13.1 风险登记册（Top 8，按分值）</w:t>
+        <w:t>13.1 风险登记册（Top 8，按分值；R-01 域名合规已随云上部署消除）</w:t>
       </w:r>
     </w:p>
     <w:tbl>
@@ -14484,7 +14937,7 @@
               <w:rPr>
                 <w:sz w:val="17"/>
               </w:rPr>
-              <w:t>R-01</w:t>
+              <w:t>R-16</w:t>
             </w:r>
           </w:p>
         </w:tc>
@@ -14497,7 +14950,7 @@
               <w:rPr>
                 <w:sz w:val="17"/>
               </w:rPr>
-              <w:t>小程序正式版无法连现场内网（合法域名校验）</w:t>
+              <w:t>现场出口拥塞（CPE 上行被挤占）</w:t>
             </w:r>
           </w:p>
         </w:tc>
@@ -14510,7 +14963,7 @@
               <w:rPr>
                 <w:sz w:val="17"/>
               </w:rPr>
-              <w:t>20</w:t>
+              <w:t>12</w:t>
             </w:r>
           </w:p>
         </w:tc>
@@ -14523,7 +14976,7 @@
               <w:rPr>
                 <w:sz w:val="17"/>
               </w:rPr>
-              <w:t>W1 真机 spike 验证体验版+调试模式；备已备案域名方案 B</w:t>
+              <w:t>CDN 卸载后出口仅 API（&lt;5Mbps）；顾客 SSID 限速；顾客可蜂窝直连；双 CPE 异网</w:t>
             </w:r>
           </w:p>
         </w:tc>
@@ -14536,7 +14989,7 @@
               <w:rPr>
                 <w:sz w:val="17"/>
               </w:rPr>
-              <w:t>全员体验版运行</w:t>
+              <w:t>全员蜂窝直连（冒烟验证三家运营商）</w:t>
             </w:r>
           </w:p>
         </w:tc>
@@ -14551,7 +15004,7 @@
               <w:rPr>
                 <w:sz w:val="17"/>
               </w:rPr>
-              <w:t>R-02</w:t>
+              <w:t>R-04</w:t>
             </w:r>
           </w:p>
         </w:tc>
@@ -14564,7 +15017,7 @@
               <w:rPr>
                 <w:sz w:val="17"/>
               </w:rPr>
-              <w:t>现场 Wi-Fi 覆盖不足（5,000 人密集）</w:t>
+              <w:t>打印机高频故障/卡纸</w:t>
             </w:r>
           </w:p>
         </w:tc>
@@ -14590,7 +15043,7 @@
               <w:rPr>
                 <w:sz w:val="17"/>
               </w:rPr>
-              <w:t>彩排走点实测；AP 高位错开信道；员工/顾客分 SSID</w:t>
+              <w:t>3 台含热备；手动补打；纸卷 60 卷冗余</w:t>
             </w:r>
           </w:p>
         </w:tc>
@@ -14603,7 +15056,7 @@
               <w:rPr>
                 <w:sz w:val="17"/>
               </w:rPr>
-              <w:t>移动路由；关键岗位切蜂窝</w:t>
+              <w:t>手写单号模式</w:t>
             </w:r>
           </w:p>
         </w:tc>
@@ -14618,7 +15071,7 @@
               <w:rPr>
                 <w:sz w:val="17"/>
               </w:rPr>
-              <w:t>R-04</w:t>
+              <w:t>R-19</w:t>
             </w:r>
           </w:p>
         </w:tc>
@@ -14631,7 +15084,7 @@
               <w:rPr>
                 <w:sz w:val="17"/>
               </w:rPr>
-              <w:t>打印机高频故障/卡纸</w:t>
+              <w:t>备案周期延误（1–3 周）</w:t>
             </w:r>
           </w:p>
         </w:tc>
@@ -14644,7 +15097,7 @@
               <w:rPr>
                 <w:sz w:val="17"/>
               </w:rPr>
-              <w:t>12</w:t>
+              <w:t>10</w:t>
             </w:r>
           </w:p>
         </w:tc>
@@ -14657,7 +15110,7 @@
               <w:rPr>
                 <w:sz w:val="17"/>
               </w:rPr>
-              <w:t>3 台含热备；手动补打；纸卷 60 卷冗余</w:t>
+              <w:t>W1 立即提交备案；每周核对进度</w:t>
             </w:r>
           </w:p>
         </w:tc>
@@ -14670,7 +15123,7 @@
               <w:rPr>
                 <w:sz w:val="17"/>
               </w:rPr>
-              <w:t>手写单号模式</w:t>
+              <w:t>挂已备案主体域名；或港区节点免备案</w:t>
             </w:r>
           </w:p>
         </w:tc>
@@ -14819,7 +15272,7 @@
               <w:rPr>
                 <w:sz w:val="17"/>
               </w:rPr>
-              <w:t>R-05</w:t>
+              <w:t>R-18</w:t>
             </w:r>
           </w:p>
         </w:tc>
@@ -14832,7 +15285,7 @@
               <w:rPr>
                 <w:sz w:val="17"/>
               </w:rPr>
-              <w:t>后端宕机小票停打</w:t>
+              <w:t>云账号/公网安全（密钥泄露、暴露面）</w:t>
             </w:r>
           </w:p>
         </w:tc>
@@ -14858,7 +15311,7 @@
               <w:rPr>
                 <w:sz w:val="17"/>
               </w:rPr>
-              <w:t>WAL+重发业务无感；systemd 自拉起；积压告警</w:t>
+              <w:t>安全组仅 443；SSH 密钥+IP 白名单；令牌每场轮换；限流+DDoS 基础防护</w:t>
             </w:r>
           </w:p>
         </w:tc>
@@ -14871,7 +15324,7 @@
               <w:rPr>
                 <w:sz w:val="17"/>
               </w:rPr>
-              <w:t>手写模式，恢复补打</w:t>
+              <w:t>紧急轮换密钥/令牌；云控制台封禁</w:t>
             </w:r>
           </w:p>
         </w:tc>
@@ -14886,7 +15339,7 @@
               <w:rPr>
                 <w:sz w:val="17"/>
               </w:rPr>
-              <w:t>R-07</w:t>
+              <w:t>R-05</w:t>
             </w:r>
           </w:p>
         </w:tc>
@@ -14899,7 +15352,7 @@
               <w:rPr>
                 <w:sz w:val="17"/>
               </w:rPr>
-              <w:t>时钟失步 2FA 大面积被拒</w:t>
+              <w:t>后端宕机小票停打</w:t>
             </w:r>
           </w:p>
         </w:tc>
@@ -14925,7 +15378,7 @@
               <w:rPr>
                 <w:sz w:val="17"/>
               </w:rPr>
-              <w:t>NTP 三源+周期校时+页面状态灯</w:t>
+              <w:t>WAL+重发业务无感；systemd 自拉起；积压告警</w:t>
             </w:r>
           </w:p>
         </w:tc>
@@ -14938,7 +15391,7 @@
               <w:rPr>
                 <w:sz w:val="17"/>
               </w:rPr>
-              <w:t>一键重校时；订单号人工核销</w:t>
+              <w:t>手写模式，恢复补打</w:t>
             </w:r>
           </w:p>
         </w:tc>
@@ -14953,7 +15406,7 @@
               <w:rPr>
                 <w:sz w:val="17"/>
               </w:rPr>
-              <w:t>R-10</w:t>
+              <w:t>R-21</w:t>
             </w:r>
           </w:p>
         </w:tc>
@@ -14966,7 +15419,7 @@
               <w:rPr>
                 <w:sz w:val="17"/>
               </w:rPr>
-              <w:t>压测不达标（锁竞争）</w:t>
+              <w:t>前端聚合单机整机故障</w:t>
             </w:r>
           </w:p>
         </w:tc>
@@ -14979,7 +15432,7 @@
               <w:rPr>
                 <w:sz w:val="17"/>
               </w:rPr>
-              <w:t>8</w:t>
+              <w:t>4</w:t>
             </w:r>
           </w:p>
         </w:tc>
@@ -14992,7 +15445,7 @@
               <w:rPr>
                 <w:sz w:val="17"/>
               </w:rPr>
-              <w:t>W6 专周压测；分桶锁+批量写</w:t>
+              <w:t>双进程隔离；CDN 缓存兜底；云镜像+数据盘 3min 重建；WAL 订单零丢失</w:t>
             </w:r>
           </w:p>
         </w:tc>
@@ -15005,7 +15458,7 @@
               <w:rPr>
                 <w:sz w:val="17"/>
               </w:rPr>
-              <w:t>客户端下单 2s 冷却降速</w:t>
+              <w:t>BE 独立保留账本</w:t>
             </w:r>
           </w:p>
         </w:tc>
@@ -15380,7 +15833,7 @@
               <w:rPr>
                 <w:sz w:val="18"/>
               </w:rPr>
-              <w:t>查后端 staff 在线表 → 重启小程序（自动补拉）→ 查 Wi-Fi → 重启 shs-core → 全线停打启用手写模式</w:t>
+              <w:t>查后端 staff 在线表 → 重启小程序（自动补拉）→ 终端切蜂窝 → 云控制台重启 shs-core → 全线停打启用手写模式</w:t>
             </w:r>
           </w:p>
         </w:tc>
@@ -15421,7 +15874,7 @@
               <w:rPr>
                 <w:sz w:val="18"/>
               </w:rPr>
-              <w:t>我的 2FA 码 → 重新校时 → 重出码；仍失败按小票/订单号反查，必要时 ADMIN 核身份放行留痕</w:t>
+              <w:t>我的 2FA 码 → 重新校时（公网可达）→ 重出码；仍失败按小票/订单号反查，必要时 ADMIN 核身份放行留痕</w:t>
             </w:r>
           </w:p>
         </w:tc>
@@ -15462,7 +15915,7 @@
               <w:rPr>
                 <w:sz w:val="18"/>
               </w:rPr>
-              <w:t>冻结该 SKU → 前1 sold 与后端账本对照 → 以账本为准纠偏 → 全程审计留痕</w:t>
+              <w:t>冻结该 SKU → 聚合机 sold 与后端账本对照 → 以账本为准纠偏 → 全程审计留痕</w:t>
             </w:r>
           </w:p>
         </w:tc>
@@ -15503,7 +15956,7 @@
               <w:rPr>
                 <w:sz w:val="18"/>
               </w:rPr>
-              <w:t>入口走离线校验半离线；提货/纪念品启用手写登记本，恢复后 10min 内补录</w:t>
+              <w:t>顾客切自身蜂窝直连云端（冒烟已验证三家运营商）；员工终端切蜂窝；入口本就半离线设计；极端走登记本模式</w:t>
             </w:r>
           </w:p>
         </w:tc>
@@ -15531,7 +15984,7 @@
               <w:rPr>
                 <w:sz w:val="18"/>
               </w:rPr>
-              <w:t>CPE 出口断</w:t>
+              <w:t>CPE 出口断/拥塞</w:t>
             </w:r>
           </w:p>
         </w:tc>
@@ -15544,7 +15997,7 @@
               <w:rPr>
                 <w:sz w:val="18"/>
               </w:rPr>
-              <w:t>核心交易不受影响（全内网）；&gt;2h 未恢复切备用 CPE 并抽查校时</w:t>
+              <w:t>顾客切蜂窝直连（交易链路不经 CPE 亦可闭环）；切备用 CPE ≤5min 并抽查校时</w:t>
             </w:r>
           </w:p>
         </w:tc>
@@ -15626,7 +16079,48 @@
               <w:rPr>
                 <w:sz w:val="18"/>
               </w:rPr>
-              <w:t>大屏指纹告警 → ADMIN 冻结嫌疑账号下单 → 现场安保沟通</w:t>
+              <w:t>大屏指纹告警 → ADMIN 冻结嫌疑账号下单 → 确认限流 429 生效 → 必要时云控制台开 WAF/CC 防护</w:t>
+            </w:r>
+          </w:p>
+        </w:tc>
+      </w:tr>
+      <w:tr>
+        <w:tc>
+          <w:tcPr>
+            <w:tcW w:type="dxa" w:w="794"/>
+          </w:tcPr>
+          <w:p>
+            <w:r>
+              <w:rPr>
+                <w:sz w:val="18"/>
+              </w:rPr>
+              <w:t>RB-08</w:t>
+            </w:r>
+          </w:p>
+        </w:tc>
+        <w:tc>
+          <w:tcPr>
+            <w:tcW w:type="dxa" w:w="2268"/>
+          </w:tcPr>
+          <w:p>
+            <w:r>
+              <w:rPr>
+                <w:sz w:val="18"/>
+              </w:rPr>
+              <w:t>CDN 缓存未刷新（改图/改价不生效）</w:t>
+            </w:r>
+          </w:p>
+        </w:tc>
+        <w:tc>
+          <w:tcPr>
+            <w:tcW w:type="dxa" w:w="5443"/>
+          </w:tcPr>
+          <w:p>
+            <w:r>
+              <w:rPr>
+                <w:sz w:val="18"/>
+              </w:rPr>
+              <w:t>图片 URL 已版本化天然刷新；未版本化资源走云控制台 URL/目录刷新；核查 /api/* 未被误配缓存</w:t>
             </w:r>
           </w:p>
         </w:tc>
@@ -15653,7 +16147,7 @@
         <w:pStyle w:val="ListBullet"/>
       </w:pPr>
       <w:r>
-        <w:t>数据三备份：后端 VACUUM INTO U 盘 ×2 + 运维笔记本（前1 WAL、前2 目录一并打包）；</w:t>
+        <w:t>数据三备份：BE VACUUM INTO → 云对象存储 + 运维笔记本 + U 盘（聚合机 WAL、目录一并打包）；</w:t>
       </w:r>
     </w:p>
     <w:p>
@@ -15677,7 +16171,7 @@
         <w:pStyle w:val="ListBullet"/>
       </w:pPr>
       <w:r>
-        <w:t>设备回收清点（对照 BOM 逐项打勾），租借设备当日归还。</w:t>
+        <w:t>云资源处置：ECS 最终快照后释放/降配、CDN 停用；设备回收清点（对照 BOM 逐项打勾），租借设备当日归还。</w:t>
       </w:r>
     </w:p>
     <w:p>
